--- a/op7_OAP/4 0 Модульное программирование  Понятие модуля  Структура модуля.docx
+++ b/op7_OAP/4 0 Модульное программирование  Понятие модуля  Структура модуля.docx
@@ -1,246 +1,255 @@
 
 <file path=word/document.xml><?xml version="1.0" encoding="utf-8"?>
-<w:document xmlns:ve="http://schemas.openxmlformats.org/markup-compatibility/2006" xmlns:o="urn:schemas-microsoft-com:office:office" xmlns:r="http://schemas.openxmlformats.org/officeDocument/2006/relationships" xmlns:m="http://schemas.openxmlformats.org/officeDocument/2006/math" xmlns:v="urn:schemas-microsoft-com:vml" xmlns:wp="http://schemas.openxmlformats.org/drawingml/2006/wordprocessingDrawing" xmlns:w10="urn:schemas-microsoft-com:office:word" xmlns:w="http://schemas.openxmlformats.org/wordprocessingml/2006/main" xmlns:wne="http://schemas.microsoft.com/office/word/2006/wordml">
+<w:document xmlns:wpc="http://schemas.microsoft.com/office/word/2010/wordprocessingCanvas" xmlns:cx="http://schemas.microsoft.com/office/drawing/2014/chartex" xmlns:cx1="http://schemas.microsoft.com/office/drawing/2015/9/8/chartex" xmlns:cx2="http://schemas.microsoft.com/office/drawing/2015/10/21/chartex" xmlns:cx3="http://schemas.microsoft.com/office/drawing/2016/5/9/chartex" xmlns:cx4="http://schemas.microsoft.com/office/drawing/2016/5/10/chartex" xmlns:cx5="http://schemas.microsoft.com/office/drawing/2016/5/11/chartex" xmlns:cx6="http://schemas.microsoft.com/office/drawing/2016/5/12/chartex" xmlns:cx7="http://schemas.microsoft.com/office/drawing/2016/5/13/chartex" xmlns:cx8="http://schemas.microsoft.com/office/drawing/2016/5/14/chartex" xmlns:mc="http://schemas.openxmlformats.org/markup-compatibility/2006" xmlns:o="urn:schemas-microsoft-com:office:office" xmlns:r="http://schemas.openxmlformats.org/officeDocument/2006/relationships" xmlns:m="http://schemas.openxmlformats.org/officeDocument/2006/math" xmlns:v="urn:schemas-microsoft-com:vml" xmlns:wp14="http://schemas.microsoft.com/office/word/2010/wordprocessingDrawing" xmlns:wp="http://schemas.openxmlformats.org/drawingml/2006/wordprocessingDrawing" xmlns:w="http://schemas.openxmlformats.org/wordprocessingml/2006/main" xmlns:w14="http://schemas.microsoft.com/office/word/2010/wordml" xmlns:w10="urn:schemas-microsoft-com:office:word" xmlns:w15="http://schemas.microsoft.com/office/word/2012/wordml" xmlns:wpg="http://schemas.microsoft.com/office/word/2010/wordprocessingGroup" xmlns:wpi="http://schemas.microsoft.com/office/word/2010/wordprocessingInk" xmlns:wne="http://schemas.microsoft.com/office/word/2006/wordml" xmlns:wps="http://schemas.microsoft.com/office/word/2010/wordprocessingShape" xmlns:wpsCustomData="http://www.wps.cn/officeDocument/2013/wpsCustomData" mc:Ignorable="w14 w15 wp14">
   <w:body>
     <w:p>
       <w:pPr>
-        <w:pStyle w:val="a3"/>
+        <w:pStyle w:val="10"/>
         <w:rPr>
           <w:spacing w:val="-1"/>
         </w:rPr>
       </w:pPr>
       <w:r>
-        <w:t xml:space="preserve">4 0  </w:t>
-      </w:r>
-      <w:r>
-        <w:t>Модульное</w:t>
-      </w:r>
-      <w:r>
+        <w:t xml:space="preserve">4 0  Модульное программирование. Понятие модуля. </w:t>
+      </w:r>
+      <w:r>
+        <w:rPr>
+          <w:spacing w:val="-2"/>
+        </w:rPr>
+        <w:t xml:space="preserve">Структура </w:t>
+      </w:r>
+      <w:r>
+        <w:rPr>
+          <w:spacing w:val="-1"/>
+        </w:rPr>
+        <w:t xml:space="preserve">модуля.  </w:t>
+      </w:r>
+    </w:p>
+    <w:p>
+      <w:pPr>
+        <w:rPr>
+          <w:spacing w:val="-1"/>
+        </w:rPr>
+      </w:pPr>
+      <w:r>
+        <w:rPr>
+          <w:spacing w:val="-1"/>
+        </w:rPr>
+        <w:pict>
+          <v:rect id="_x0000_s1026" o:spid="_x0000_s1026" o:spt="1" style="position:absolute;left:0pt;margin-left:-4.55pt;margin-top:18.85pt;height:31pt;width:454.5pt;z-index:-251657216;mso-width-relative:page;mso-height-relative:page;" coordsize="21600,21600">
+            <v:path/>
+            <v:fill focussize="0,0"/>
+            <v:stroke/>
+            <v:imagedata o:title=""/>
+            <o:lock v:ext="edit"/>
+          </v:rect>
+        </w:pict>
+      </w:r>
+      <w:r>
+        <w:rPr>
+          <w:spacing w:val="-1"/>
+        </w:rPr>
+        <w:t xml:space="preserve">как создать инстольник  </w:t>
+      </w:r>
+      <w:r>
+        <w:fldChar w:fldCharType="begin"/>
+      </w:r>
+      <w:r>
+        <w:instrText xml:space="preserve"> HYPERLINK "https://dzen.ru/a/anlXbSsbdyt6xzpc" </w:instrText>
+      </w:r>
+      <w:r>
+        <w:fldChar w:fldCharType="separate"/>
+      </w:r>
+      <w:r>
+        <w:rPr>
+          <w:rStyle w:val="8"/>
+          <w:spacing w:val="-1"/>
+        </w:rPr>
+        <w:t>https://dzen.ru/a/anlXbSsbdyt6xzpc</w:t>
+      </w:r>
+      <w:r>
+        <w:rPr>
+          <w:rStyle w:val="8"/>
+          <w:spacing w:val="-1"/>
+        </w:rPr>
+        <w:fldChar w:fldCharType="end"/>
+      </w:r>
+      <w:r>
+        <w:rPr>
+          <w:spacing w:val="-1"/>
+        </w:rPr>
         <w:t xml:space="preserve"> </w:t>
       </w:r>
-      <w:r>
-        <w:t>программирование.</w:t>
-      </w:r>
-      <w:r>
+    </w:p>
+    <w:p>
+      <w:pPr>
+        <w:outlineLvl w:val="0"/>
+        <w:rPr>
+          <w:b/>
+          <w:spacing w:val="-1"/>
+        </w:rPr>
+      </w:pPr>
+      <w:r>
+        <w:rPr>
+          <w:b/>
+          <w:spacing w:val="-1"/>
+        </w:rPr>
+        <w:t>ОСНОВНОЕ – не рискуй менять и удалять если не  сохранился ранее  -  нельзя восстановить</w:t>
+      </w:r>
+    </w:p>
+    <w:p>
+      <w:pPr>
+        <w:pStyle w:val="10"/>
+      </w:pPr>
+      <w:r>
+        <w:t xml:space="preserve">В различных средах разработки  под модулем понимают </w:t>
+      </w:r>
+      <w:r>
+        <w:rPr>
+          <w:b/>
+        </w:rPr>
+        <w:t>разное</w:t>
+      </w:r>
+      <w:r>
+        <w:t>.</w:t>
+      </w:r>
+    </w:p>
+    <w:p>
+      <w:pPr>
+        <w:pStyle w:val="10"/>
+        <w:rPr>
+          <w:b/>
+        </w:rPr>
+      </w:pPr>
+      <w:r>
+        <w:t xml:space="preserve">В среде </w:t>
+      </w:r>
+      <w:r>
+        <w:rPr>
+          <w:b/>
+          <w:lang w:val="en-US"/>
+        </w:rPr>
+        <w:t>LAZARUS</w:t>
+      </w:r>
+      <w:r>
+        <w:rPr>
+          <w:b/>
+        </w:rPr>
         <w:t xml:space="preserve"> </w:t>
       </w:r>
       <w:r>
-        <w:t>Понятие</w:t>
-      </w:r>
-      <w:r>
+        <w:rPr>
+          <w:b/>
+          <w:lang w:val="en-US"/>
+        </w:rPr>
+        <w:t>ide</w:t>
+      </w:r>
+      <w:r>
+        <w:t xml:space="preserve">  по  этим понимают файл в котором можно писать разливные по назначению задачи.      </w:t>
+      </w:r>
+      <w:r>
+        <w:rPr>
+          <w:b/>
+          <w:lang w:val="en-US"/>
+        </w:rPr>
+        <w:t>UNITx</w:t>
+      </w:r>
+      <w:r>
+        <w:rPr>
+          <w:b/>
+        </w:rPr>
+        <w:t>.</w:t>
+      </w:r>
+      <w:r>
+        <w:rPr>
+          <w:b/>
+          <w:lang w:val="en-US"/>
+        </w:rPr>
+        <w:t>pas</w:t>
+      </w:r>
+    </w:p>
+    <w:p>
+      <w:pPr>
+        <w:pStyle w:val="10"/>
+        <w:rPr>
+          <w:rFonts w:hint="default"/>
+          <w:b/>
+          <w:lang w:val="ru-RU"/>
+        </w:rPr>
+      </w:pPr>
+      <w:r>
+        <w:rPr>
+          <w:rFonts w:hint="default"/>
+          <w:b/>
+          <w:lang w:val="ru-RU"/>
+        </w:rPr>
+        <w:t xml:space="preserve">Видео </w:t>
+      </w:r>
+      <w:r>
+        <w:rPr>
+          <w:rFonts w:hint="default"/>
+          <w:b/>
+          <w:lang w:val="en-US"/>
+        </w:rPr>
+        <w:t xml:space="preserve">: </w:t>
+      </w:r>
+      <w:r>
+        <w:rPr>
+          <w:rFonts w:hint="default"/>
+          <w:b/>
+          <w:lang w:val="en-US"/>
+        </w:rPr>
+        <w:fldChar w:fldCharType="begin"/>
+      </w:r>
+      <w:r>
+        <w:rPr>
+          <w:rFonts w:hint="default"/>
+          <w:b/>
+          <w:lang w:val="en-US"/>
+        </w:rPr>
+        <w:instrText xml:space="preserve"> HYPERLINK "https://dzen.ru/video/watch/6a9e1e15aa37c77db3078d7f" </w:instrText>
+      </w:r>
+      <w:r>
+        <w:rPr>
+          <w:rFonts w:hint="default"/>
+          <w:b/>
+          <w:lang w:val="en-US"/>
+        </w:rPr>
+        <w:fldChar w:fldCharType="separate"/>
+      </w:r>
+      <w:r>
+        <w:rPr>
+          <w:rStyle w:val="8"/>
+          <w:rFonts w:hint="default"/>
+          <w:b/>
+          <w:lang w:val="en-US"/>
+        </w:rPr>
+        <w:t>https://dzen.ru/video/watch/6a9e1e15aa37c77db3078d7f</w:t>
+      </w:r>
+      <w:r>
+        <w:rPr>
+          <w:rFonts w:hint="default"/>
+          <w:b/>
+          <w:lang w:val="en-US"/>
+        </w:rPr>
+        <w:fldChar w:fldCharType="end"/>
+      </w:r>
+      <w:r>
+        <w:rPr>
+          <w:rFonts w:hint="default"/>
+          <w:b/>
+          <w:lang w:val="ru-RU"/>
+        </w:rPr>
         <w:t xml:space="preserve"> </w:t>
       </w:r>
-      <w:r>
-        <w:t>модуля.</w:t>
-      </w:r>
-      <w:r>
-        <w:t xml:space="preserve"> </w:t>
-      </w:r>
-      <w:r>
-        <w:rPr>
-          <w:spacing w:val="-2"/>
-        </w:rPr>
-        <w:t>Структура</w:t>
-      </w:r>
-      <w:r>
-        <w:rPr>
-          <w:spacing w:val="-2"/>
-        </w:rPr>
-        <w:t xml:space="preserve"> </w:t>
-      </w:r>
-      <w:r>
-        <w:rPr>
-          <w:spacing w:val="-1"/>
-        </w:rPr>
-        <w:t>модуля.</w:t>
-      </w:r>
-      <w:r>
-        <w:rPr>
-          <w:spacing w:val="-1"/>
-        </w:rPr>
-        <w:t xml:space="preserve"> </w:t>
-      </w:r>
-      <w:r>
-        <w:rPr>
-          <w:spacing w:val="-1"/>
-        </w:rPr>
-        <w:t xml:space="preserve"> </w:t>
-      </w:r>
-    </w:p>
-    <w:p>
-      <w:pPr>
-        <w:rPr>
-          <w:spacing w:val="-1"/>
-        </w:rPr>
-      </w:pPr>
-      <w:r>
-        <w:rPr>
-          <w:noProof/>
-          <w:spacing w:val="-1"/>
-        </w:rPr>
-        <w:pict>
-          <v:rect id="_x0000_s1026" style="position:absolute;margin-left:-4.55pt;margin-top:18.85pt;width:454.5pt;height:31pt;z-index:-251658752"/>
-        </w:pict>
-      </w:r>
-      <w:r>
-        <w:rPr>
-          <w:spacing w:val="-1"/>
-        </w:rPr>
-        <w:t xml:space="preserve">как создать инстольник  </w:t>
-      </w:r>
-      <w:hyperlink r:id="rId6" w:history="1">
-        <w:r>
-          <w:rPr>
-            <w:rStyle w:val="ac"/>
-            <w:spacing w:val="-1"/>
-          </w:rPr>
-          <w:t>https://dzen.ru/a/anlXbSsbdyt6xzpc</w:t>
-        </w:r>
-      </w:hyperlink>
-      <w:r>
-        <w:rPr>
-          <w:spacing w:val="-1"/>
-        </w:rPr>
-        <w:t xml:space="preserve"> </w:t>
-      </w:r>
-    </w:p>
-    <w:p>
-      <w:pPr>
-        <w:outlineLvl w:val="0"/>
-        <w:rPr>
-          <w:b/>
-          <w:spacing w:val="-1"/>
-        </w:rPr>
-      </w:pPr>
-      <w:r>
-        <w:rPr>
-          <w:b/>
-          <w:spacing w:val="-1"/>
-        </w:rPr>
-        <w:t>ОСНОВНОЕ – не р</w:t>
-      </w:r>
-      <w:r>
-        <w:rPr>
-          <w:b/>
-          <w:spacing w:val="-1"/>
-        </w:rPr>
-        <w:t>и</w:t>
-      </w:r>
-      <w:r>
-        <w:rPr>
-          <w:b/>
-          <w:spacing w:val="-1"/>
-        </w:rPr>
-        <w:t xml:space="preserve">скуй менять и удалять если не  сохранился ранее </w:t>
-      </w:r>
-      <w:r>
-        <w:rPr>
-          <w:b/>
-          <w:spacing w:val="-1"/>
-        </w:rPr>
-        <w:t xml:space="preserve"> -</w:t>
-      </w:r>
-      <w:r>
-        <w:rPr>
-          <w:b/>
-          <w:spacing w:val="-1"/>
-        </w:rPr>
-        <w:t xml:space="preserve">  нельзя восстановить</w:t>
-      </w:r>
-    </w:p>
-    <w:p>
-      <w:pPr>
-        <w:pStyle w:val="a3"/>
-      </w:pPr>
-      <w:r>
-        <w:t xml:space="preserve">В различных средах разработки  под модулем понимают </w:t>
-      </w:r>
-      <w:r>
-        <w:rPr>
-          <w:b/>
-        </w:rPr>
-        <w:t>разное</w:t>
-      </w:r>
-      <w:r>
-        <w:t>.</w:t>
-      </w:r>
-    </w:p>
-    <w:p>
-      <w:pPr>
-        <w:pStyle w:val="a3"/>
-        <w:rPr>
-          <w:b/>
-        </w:rPr>
-      </w:pPr>
-      <w:r>
-        <w:t xml:space="preserve">В среде </w:t>
-      </w:r>
-      <w:r>
-        <w:rPr>
-          <w:b/>
-          <w:lang w:val="en-US"/>
-        </w:rPr>
-        <w:t>LAZARUS</w:t>
-      </w:r>
-      <w:r>
-        <w:rPr>
-          <w:b/>
-        </w:rPr>
-        <w:t xml:space="preserve"> </w:t>
-      </w:r>
-      <w:r>
-        <w:rPr>
-          <w:b/>
-          <w:lang w:val="en-US"/>
-        </w:rPr>
-        <w:t>ide</w:t>
-      </w:r>
-      <w:r>
-        <w:t xml:space="preserve"> </w:t>
-      </w:r>
-      <w:r>
-        <w:t xml:space="preserve"> по  этим понимают файл в котором можно писать разливные по назначению задачи.  </w:t>
-      </w:r>
-      <w:r>
-        <w:t xml:space="preserve">    </w:t>
-      </w:r>
-      <w:r>
-        <w:rPr>
-          <w:b/>
-          <w:lang w:val="en-US"/>
-        </w:rPr>
-        <w:t>UNITx</w:t>
-      </w:r>
-      <w:r>
-        <w:rPr>
-          <w:b/>
-        </w:rPr>
-        <w:t>.</w:t>
-      </w:r>
-      <w:r>
-        <w:rPr>
-          <w:b/>
-          <w:lang w:val="en-US"/>
-        </w:rPr>
-        <w:t>pas</w:t>
-      </w:r>
-    </w:p>
-    <w:p>
-      <w:pPr>
-        <w:pStyle w:val="a3"/>
-        <w:rPr>
-          <w:b/>
-        </w:rPr>
-      </w:pPr>
-    </w:p>
-    <w:p>
-      <w:pPr>
-        <w:pStyle w:val="a3"/>
-      </w:pPr>
-      <w:r>
-        <w:rPr>
-          <w:noProof/>
-        </w:rPr>
+      <w:bookmarkStart w:id="0" w:name="_GoBack"/>
+      <w:bookmarkEnd w:id="0"/>
+    </w:p>
+    <w:p>
+      <w:pPr>
+        <w:pStyle w:val="10"/>
+      </w:pPr>
+      <w:r>
         <w:drawing>
           <wp:inline distT="0" distB="0" distL="0" distR="0">
             <wp:extent cx="5924550" cy="4387850"/>
@@ -253,19 +262,19 @@
               <a:graphicData uri="http://schemas.openxmlformats.org/drawingml/2006/picture">
                 <pic:pic xmlns:pic="http://schemas.openxmlformats.org/drawingml/2006/picture">
                   <pic:nvPicPr>
-                    <pic:cNvPr id="0" name="Picture 25"/>
+                    <pic:cNvPr id="25" name="Рисунок 25"/>
                     <pic:cNvPicPr>
                       <a:picLocks noChangeAspect="1" noChangeArrowheads="1"/>
                     </pic:cNvPicPr>
                   </pic:nvPicPr>
                   <pic:blipFill>
-                    <a:blip r:embed="rId7"/>
+                    <a:blip r:embed="rId6"/>
                     <a:srcRect/>
                     <a:stretch>
                       <a:fillRect/>
                     </a:stretch>
                   </pic:blipFill>
-                  <pic:spPr bwMode="auto">
+                  <pic:spPr>
                     <a:xfrm>
                       <a:off x="0" y="0"/>
                       <a:ext cx="5924550" cy="4387850"/>
@@ -290,7 +299,7 @@
     </w:p>
     <w:p>
       <w:pPr>
-        <w:pStyle w:val="a3"/>
+        <w:pStyle w:val="10"/>
       </w:pPr>
       <w:r>
         <w:t>Как создать модуль посмотрите  и из чего он состоит.</w:t>
@@ -298,7 +307,7 @@
     </w:p>
     <w:p>
       <w:pPr>
-        <w:pStyle w:val="a3"/>
+        <w:pStyle w:val="10"/>
       </w:pPr>
       <w:r>
         <w:rPr>
@@ -312,12 +321,9 @@
     </w:p>
     <w:p>
       <w:r>
-        <w:rPr>
-          <w:noProof/>
-        </w:rPr>
         <w:drawing>
           <wp:inline distT="0" distB="0" distL="0" distR="0">
-            <wp:extent cx="3022600" cy="2220139"/>
+            <wp:extent cx="3022600" cy="2219960"/>
             <wp:effectExtent l="19050" t="0" r="6350" b="0"/>
             <wp:docPr id="4" name="Рисунок 4"/>
             <wp:cNvGraphicFramePr>
@@ -327,19 +333,19 @@
               <a:graphicData uri="http://schemas.openxmlformats.org/drawingml/2006/picture">
                 <pic:pic xmlns:pic="http://schemas.openxmlformats.org/drawingml/2006/picture">
                   <pic:nvPicPr>
-                    <pic:cNvPr id="0" name="Picture 4"/>
+                    <pic:cNvPr id="4" name="Рисунок 4"/>
                     <pic:cNvPicPr>
                       <a:picLocks noChangeAspect="1" noChangeArrowheads="1"/>
                     </pic:cNvPicPr>
                   </pic:nvPicPr>
                   <pic:blipFill>
-                    <a:blip r:embed="rId8"/>
+                    <a:blip r:embed="rId7"/>
                     <a:srcRect/>
                     <a:stretch>
                       <a:fillRect/>
                     </a:stretch>
                   </pic:blipFill>
-                  <pic:spPr bwMode="auto">
+                  <pic:spPr>
                     <a:xfrm>
                       <a:off x="0" y="0"/>
                       <a:ext cx="3022600" cy="2220139"/>
@@ -369,10 +375,6 @@
     <w:p/>
     <w:p>
       <w:r>
-        <w:rPr>
-          <w:noProof/>
-        </w:rPr>
-        <w:lastRenderedPageBreak/>
         <w:drawing>
           <wp:inline distT="0" distB="0" distL="0" distR="0">
             <wp:extent cx="5600700" cy="4495800"/>
@@ -385,19 +387,19 @@
               <a:graphicData uri="http://schemas.openxmlformats.org/drawingml/2006/picture">
                 <pic:pic xmlns:pic="http://schemas.openxmlformats.org/drawingml/2006/picture">
                   <pic:nvPicPr>
-                    <pic:cNvPr id="0" name="Picture 13"/>
+                    <pic:cNvPr id="13" name="Рисунок 13"/>
                     <pic:cNvPicPr>
                       <a:picLocks noChangeAspect="1" noChangeArrowheads="1"/>
                     </pic:cNvPicPr>
                   </pic:nvPicPr>
                   <pic:blipFill>
-                    <a:blip r:embed="rId9"/>
+                    <a:blip r:embed="rId8"/>
                     <a:srcRect/>
                     <a:stretch>
                       <a:fillRect/>
                     </a:stretch>
                   </pic:blipFill>
-                  <pic:spPr bwMode="auto">
+                  <pic:spPr>
                     <a:xfrm>
                       <a:off x="0" y="0"/>
                       <a:ext cx="5600700" cy="4495800"/>
@@ -427,9 +429,6 @@
     </w:p>
     <w:p>
       <w:r>
-        <w:rPr>
-          <w:noProof/>
-        </w:rPr>
         <w:drawing>
           <wp:inline distT="0" distB="0" distL="0" distR="0">
             <wp:extent cx="4305300" cy="3162300"/>
@@ -442,19 +441,19 @@
               <a:graphicData uri="http://schemas.openxmlformats.org/drawingml/2006/picture">
                 <pic:pic xmlns:pic="http://schemas.openxmlformats.org/drawingml/2006/picture">
                   <pic:nvPicPr>
-                    <pic:cNvPr id="0" name="Picture 16"/>
+                    <pic:cNvPr id="16" name="Рисунок 16"/>
                     <pic:cNvPicPr>
                       <a:picLocks noChangeAspect="1" noChangeArrowheads="1"/>
                     </pic:cNvPicPr>
                   </pic:nvPicPr>
                   <pic:blipFill>
-                    <a:blip r:embed="rId10"/>
+                    <a:blip r:embed="rId9"/>
                     <a:srcRect/>
                     <a:stretch>
                       <a:fillRect/>
                     </a:stretch>
                   </pic:blipFill>
-                  <pic:spPr bwMode="auto">
+                  <pic:spPr>
                     <a:xfrm>
                       <a:off x="0" y="0"/>
                       <a:ext cx="4305300" cy="3162300"/>
@@ -483,13 +482,9 @@
     <w:p/>
     <w:p>
       <w:r>
-        <w:rPr>
-          <w:noProof/>
-        </w:rPr>
-        <w:lastRenderedPageBreak/>
         <w:drawing>
           <wp:inline distT="0" distB="0" distL="0" distR="0">
-            <wp:extent cx="5937142" cy="1581150"/>
+            <wp:extent cx="5936615" cy="1581150"/>
             <wp:effectExtent l="19050" t="0" r="6458" b="0"/>
             <wp:docPr id="26" name="Рисунок 26"/>
             <wp:cNvGraphicFramePr>
@@ -499,19 +494,19 @@
               <a:graphicData uri="http://schemas.openxmlformats.org/drawingml/2006/picture">
                 <pic:pic xmlns:pic="http://schemas.openxmlformats.org/drawingml/2006/picture">
                   <pic:nvPicPr>
-                    <pic:cNvPr id="0" name="Picture 26"/>
+                    <pic:cNvPr id="26" name="Рисунок 26"/>
                     <pic:cNvPicPr>
                       <a:picLocks noChangeAspect="1" noChangeArrowheads="1"/>
                     </pic:cNvPicPr>
                   </pic:nvPicPr>
                   <pic:blipFill>
-                    <a:blip r:embed="rId11"/>
+                    <a:blip r:embed="rId10"/>
                     <a:srcRect/>
                     <a:stretch>
                       <a:fillRect/>
                     </a:stretch>
                   </pic:blipFill>
-                  <pic:spPr bwMode="auto">
+                  <pic:spPr>
                     <a:xfrm>
                       <a:off x="0" y="0"/>
                       <a:ext cx="5940425" cy="1582024"/>
@@ -536,23 +531,14 @@
     </w:p>
     <w:p>
       <w:r>
-        <w:t xml:space="preserve">Также при указанных  пунктах  можно создавать задачи и при них создаются модули </w:t>
-      </w:r>
-      <w:r>
-        <w:t xml:space="preserve">, </w:t>
-      </w:r>
-      <w:r>
-        <w:t>где они описаны.</w:t>
-      </w:r>
-    </w:p>
-    <w:p>
-      <w:r>
-        <w:rPr>
-          <w:noProof/>
-        </w:rPr>
+        <w:t>Также при указанных  пунктах  можно создавать задачи и при них создаются модули , где они описаны.</w:t>
+      </w:r>
+    </w:p>
+    <w:p>
+      <w:r>
         <w:drawing>
           <wp:inline distT="0" distB="0" distL="0" distR="0">
-            <wp:extent cx="5937859" cy="6508750"/>
+            <wp:extent cx="5937250" cy="6508750"/>
             <wp:effectExtent l="19050" t="0" r="5741" b="0"/>
             <wp:docPr id="29" name="Рисунок 29"/>
             <wp:cNvGraphicFramePr>
@@ -562,19 +548,19 @@
               <a:graphicData uri="http://schemas.openxmlformats.org/drawingml/2006/picture">
                 <pic:pic xmlns:pic="http://schemas.openxmlformats.org/drawingml/2006/picture">
                   <pic:nvPicPr>
-                    <pic:cNvPr id="0" name="Picture 29"/>
+                    <pic:cNvPr id="29" name="Рисунок 29"/>
                     <pic:cNvPicPr>
                       <a:picLocks noChangeAspect="1" noChangeArrowheads="1"/>
                     </pic:cNvPicPr>
                   </pic:nvPicPr>
                   <pic:blipFill>
-                    <a:blip r:embed="rId12"/>
+                    <a:blip r:embed="rId11"/>
                     <a:srcRect/>
                     <a:stretch>
                       <a:fillRect/>
                     </a:stretch>
                   </pic:blipFill>
-                  <pic:spPr bwMode="auto">
+                  <pic:spPr>
                     <a:xfrm>
                       <a:off x="0" y="0"/>
                       <a:ext cx="5940425" cy="6511562"/>
@@ -609,13 +595,9 @@
         </w:rPr>
       </w:pPr>
       <w:r>
-        <w:rPr>
-          <w:noProof/>
-        </w:rPr>
-        <w:lastRenderedPageBreak/>
         <w:drawing>
           <wp:inline distT="0" distB="0" distL="0" distR="0">
-            <wp:extent cx="6183309" cy="7766050"/>
+            <wp:extent cx="6182995" cy="7766050"/>
             <wp:effectExtent l="19050" t="0" r="7941" b="0"/>
             <wp:docPr id="1" name="Рисунок 1"/>
             <wp:cNvGraphicFramePr>
@@ -625,19 +607,19 @@
               <a:graphicData uri="http://schemas.openxmlformats.org/drawingml/2006/picture">
                 <pic:pic xmlns:pic="http://schemas.openxmlformats.org/drawingml/2006/picture">
                   <pic:nvPicPr>
-                    <pic:cNvPr id="0" name="Picture 1"/>
+                    <pic:cNvPr id="1" name="Рисунок 1"/>
                     <pic:cNvPicPr>
                       <a:picLocks noChangeAspect="1" noChangeArrowheads="1"/>
                     </pic:cNvPicPr>
                   </pic:nvPicPr>
                   <pic:blipFill>
-                    <a:blip r:embed="rId13"/>
+                    <a:blip r:embed="rId12"/>
                     <a:srcRect/>
                     <a:stretch>
                       <a:fillRect/>
                     </a:stretch>
                   </pic:blipFill>
-                  <pic:spPr bwMode="auto">
+                  <pic:spPr>
                     <a:xfrm>
                       <a:off x="0" y="0"/>
                       <a:ext cx="6183309" cy="7766050"/>
@@ -667,12 +649,12 @@
     </w:p>
     <w:p>
       <w:pPr>
-        <w:pStyle w:val="a3"/>
-      </w:pPr>
-    </w:p>
-    <w:p>
-      <w:pPr>
-        <w:pStyle w:val="a3"/>
+        <w:pStyle w:val="10"/>
+      </w:pPr>
+    </w:p>
+    <w:p>
+      <w:pPr>
+        <w:pStyle w:val="10"/>
         <w:rPr>
           <w:lang w:val="en-US"/>
         </w:rPr>
@@ -692,41 +674,41 @@
     </w:p>
     <w:p>
       <w:pPr>
-        <w:pStyle w:val="a3"/>
-        <w:rPr>
-          <w:lang w:val="en-US"/>
-        </w:rPr>
-      </w:pPr>
-    </w:p>
-    <w:p>
-      <w:pPr>
-        <w:pStyle w:val="a3"/>
-        <w:rPr>
-          <w:lang w:val="en-US"/>
-        </w:rPr>
-      </w:pPr>
-    </w:p>
-    <w:p>
-      <w:pPr>
-        <w:pStyle w:val="a3"/>
-        <w:rPr>
-          <w:lang w:val="en-US"/>
-        </w:rPr>
-      </w:pPr>
-    </w:p>
-    <w:p>
-      <w:pPr>
-        <w:pStyle w:val="a3"/>
-        <w:rPr>
-          <w:lang w:val="en-US"/>
-        </w:rPr>
-      </w:pPr>
-    </w:p>
-    <w:p>
-      <w:pPr>
-        <w:pStyle w:val="a3"/>
-        <w:rPr>
-          <w:color w:val="365F91" w:themeColor="accent1" w:themeShade="BF"/>
+        <w:pStyle w:val="10"/>
+        <w:rPr>
+          <w:lang w:val="en-US"/>
+        </w:rPr>
+      </w:pPr>
+    </w:p>
+    <w:p>
+      <w:pPr>
+        <w:pStyle w:val="10"/>
+        <w:rPr>
+          <w:lang w:val="en-US"/>
+        </w:rPr>
+      </w:pPr>
+    </w:p>
+    <w:p>
+      <w:pPr>
+        <w:pStyle w:val="10"/>
+        <w:rPr>
+          <w:lang w:val="en-US"/>
+        </w:rPr>
+      </w:pPr>
+    </w:p>
+    <w:p>
+      <w:pPr>
+        <w:pStyle w:val="10"/>
+        <w:rPr>
+          <w:lang w:val="en-US"/>
+        </w:rPr>
+      </w:pPr>
+    </w:p>
+    <w:p>
+      <w:pPr>
+        <w:pStyle w:val="10"/>
+        <w:rPr>
+          <w:color w:val="366091" w:themeColor="accent1" w:themeShade="BF"/>
           <w:sz w:val="24"/>
           <w:lang w:val="en-US"/>
         </w:rPr>
@@ -747,7 +729,7 @@
       <w:r>
         <w:rPr>
           <w:b/>
-          <w:color w:val="365F91" w:themeColor="accent1" w:themeShade="BF"/>
+          <w:color w:val="366091" w:themeColor="accent1" w:themeShade="BF"/>
           <w:sz w:val="24"/>
           <w:lang w:val="en-US"/>
         </w:rPr>
@@ -755,7 +737,7 @@
       </w:r>
       <w:r>
         <w:rPr>
-          <w:color w:val="365F91" w:themeColor="accent1" w:themeShade="BF"/>
+          <w:color w:val="366091" w:themeColor="accent1" w:themeShade="BF"/>
           <w:sz w:val="24"/>
           <w:lang w:val="en-US"/>
         </w:rPr>
@@ -764,7 +746,7 @@
     </w:p>
     <w:p>
       <w:pPr>
-        <w:pStyle w:val="a3"/>
+        <w:pStyle w:val="10"/>
         <w:rPr>
           <w:b/>
           <w:color w:val="FF0000"/>
@@ -782,43 +764,37 @@
     </w:p>
     <w:p>
       <w:pPr>
-        <w:pStyle w:val="a3"/>
-        <w:rPr>
-          <w:lang w:val="en-US"/>
-        </w:rPr>
-      </w:pPr>
-    </w:p>
-    <w:p>
-      <w:pPr>
-        <w:pStyle w:val="a3"/>
-        <w:rPr>
-          <w:lang w:val="en-US"/>
-        </w:rPr>
-      </w:pPr>
-      <w:r>
-        <w:rPr>
-          <w:lang w:val="en-US"/>
-        </w:rPr>
-        <w:t>I</w:t>
-      </w:r>
-      <w:r>
-        <w:rPr>
-          <w:lang w:val="en-US"/>
-        </w:rPr>
-        <w:t>nterface</w:t>
-      </w:r>
-    </w:p>
-    <w:p>
-      <w:pPr>
-        <w:pStyle w:val="a3"/>
-        <w:rPr>
-          <w:lang w:val="en-US"/>
-        </w:rPr>
-      </w:pPr>
-    </w:p>
-    <w:p>
-      <w:pPr>
-        <w:pStyle w:val="a3"/>
+        <w:pStyle w:val="10"/>
+        <w:rPr>
+          <w:lang w:val="en-US"/>
+        </w:rPr>
+      </w:pPr>
+    </w:p>
+    <w:p>
+      <w:pPr>
+        <w:pStyle w:val="10"/>
+        <w:rPr>
+          <w:lang w:val="en-US"/>
+        </w:rPr>
+      </w:pPr>
+      <w:r>
+        <w:rPr>
+          <w:lang w:val="en-US"/>
+        </w:rPr>
+        <w:t>Interface</w:t>
+      </w:r>
+    </w:p>
+    <w:p>
+      <w:pPr>
+        <w:pStyle w:val="10"/>
+        <w:rPr>
+          <w:lang w:val="en-US"/>
+        </w:rPr>
+      </w:pPr>
+    </w:p>
+    <w:p>
+      <w:pPr>
+        <w:pStyle w:val="10"/>
         <w:rPr>
           <w:lang w:val="en-US"/>
         </w:rPr>
@@ -832,15 +808,15 @@
     </w:p>
     <w:p>
       <w:pPr>
-        <w:pStyle w:val="a3"/>
-        <w:rPr>
-          <w:lang w:val="en-US"/>
-        </w:rPr>
-      </w:pPr>
-    </w:p>
-    <w:p>
-      <w:pPr>
-        <w:pStyle w:val="a3"/>
+        <w:pStyle w:val="10"/>
+        <w:rPr>
+          <w:lang w:val="en-US"/>
+        </w:rPr>
+      </w:pPr>
+    </w:p>
+    <w:p>
+      <w:pPr>
+        <w:pStyle w:val="10"/>
         <w:rPr>
           <w:lang w:val="en-US"/>
         </w:rPr>
@@ -861,7 +837,7 @@
     </w:p>
     <w:p>
       <w:pPr>
-        <w:pStyle w:val="a3"/>
+        <w:pStyle w:val="10"/>
         <w:rPr>
           <w:lang w:val="en-US"/>
         </w:rPr>
@@ -882,15 +858,15 @@
     </w:p>
     <w:p>
       <w:pPr>
-        <w:pStyle w:val="a3"/>
-        <w:rPr>
-          <w:lang w:val="en-US"/>
-        </w:rPr>
-      </w:pPr>
-    </w:p>
-    <w:p>
-      <w:pPr>
-        <w:pStyle w:val="a3"/>
+        <w:pStyle w:val="10"/>
+        <w:rPr>
+          <w:lang w:val="en-US"/>
+        </w:rPr>
+      </w:pPr>
+    </w:p>
+    <w:p>
+      <w:pPr>
+        <w:pStyle w:val="10"/>
         <w:rPr>
           <w:b/>
           <w:lang w:val="en-US"/>
@@ -906,15 +882,15 @@
     </w:p>
     <w:p>
       <w:pPr>
-        <w:pStyle w:val="a3"/>
-        <w:rPr>
-          <w:lang w:val="en-US"/>
-        </w:rPr>
-      </w:pPr>
-    </w:p>
-    <w:p>
-      <w:pPr>
-        <w:pStyle w:val="a3"/>
+        <w:pStyle w:val="10"/>
+        <w:rPr>
+          <w:lang w:val="en-US"/>
+        </w:rPr>
+      </w:pPr>
+    </w:p>
+    <w:p>
+      <w:pPr>
+        <w:pStyle w:val="10"/>
         <w:rPr>
           <w:lang w:val="en-US"/>
         </w:rPr>
@@ -935,7 +911,7 @@
     </w:p>
     <w:p>
       <w:pPr>
-        <w:pStyle w:val="a3"/>
+        <w:pStyle w:val="10"/>
         <w:rPr>
           <w:lang w:val="en-US"/>
         </w:rPr>
@@ -949,7 +925,7 @@
     </w:p>
     <w:p>
       <w:pPr>
-        <w:pStyle w:val="a3"/>
+        <w:pStyle w:val="10"/>
         <w:rPr>
           <w:lang w:val="en-US"/>
         </w:rPr>
@@ -963,7 +939,7 @@
     </w:p>
     <w:p>
       <w:pPr>
-        <w:pStyle w:val="a3"/>
+        <w:pStyle w:val="10"/>
         <w:rPr>
           <w:lang w:val="en-US"/>
         </w:rPr>
@@ -977,7 +953,7 @@
     </w:p>
     <w:p>
       <w:pPr>
-        <w:pStyle w:val="a3"/>
+        <w:pStyle w:val="10"/>
         <w:rPr>
           <w:lang w:val="en-US"/>
         </w:rPr>
@@ -991,7 +967,7 @@
     </w:p>
     <w:p>
       <w:pPr>
-        <w:pStyle w:val="a3"/>
+        <w:pStyle w:val="10"/>
         <w:rPr>
           <w:lang w:val="en-US"/>
         </w:rPr>
@@ -1005,7 +981,7 @@
     </w:p>
     <w:p>
       <w:pPr>
-        <w:pStyle w:val="a3"/>
+        <w:pStyle w:val="10"/>
         <w:rPr>
           <w:lang w:val="en-US"/>
         </w:rPr>
@@ -1019,7 +995,7 @@
     </w:p>
     <w:p>
       <w:pPr>
-        <w:pStyle w:val="a3"/>
+        <w:pStyle w:val="10"/>
         <w:rPr>
           <w:lang w:val="en-US"/>
         </w:rPr>
@@ -1033,7 +1009,7 @@
     </w:p>
     <w:p>
       <w:pPr>
-        <w:pStyle w:val="a3"/>
+        <w:pStyle w:val="10"/>
         <w:rPr>
           <w:lang w:val="en-US"/>
         </w:rPr>
@@ -1047,7 +1023,7 @@
     </w:p>
     <w:p>
       <w:pPr>
-        <w:pStyle w:val="a3"/>
+        <w:pStyle w:val="10"/>
         <w:rPr>
           <w:lang w:val="en-US"/>
         </w:rPr>
@@ -1061,7 +1037,7 @@
     </w:p>
     <w:p>
       <w:pPr>
-        <w:pStyle w:val="a3"/>
+        <w:pStyle w:val="10"/>
         <w:rPr>
           <w:lang w:val="en-US"/>
         </w:rPr>
@@ -1075,27 +1051,21 @@
     </w:p>
     <w:p>
       <w:pPr>
-        <w:pStyle w:val="a3"/>
-        <w:rPr>
-          <w:lang w:val="en-US"/>
-        </w:rPr>
-      </w:pPr>
-      <w:r>
-        <w:rPr>
-          <w:lang w:val="en-US"/>
-        </w:rPr>
-        <w:t xml:space="preserve">      </w:t>
-      </w:r>
-      <w:r>
-        <w:rPr>
-          <w:lang w:val="en-US"/>
-        </w:rPr>
-        <w:t xml:space="preserve">if h=0 then s:=',0';        </w:t>
-      </w:r>
-    </w:p>
-    <w:p>
-      <w:pPr>
-        <w:pStyle w:val="a3"/>
+        <w:pStyle w:val="10"/>
+        <w:rPr>
+          <w:lang w:val="en-US"/>
+        </w:rPr>
+      </w:pPr>
+      <w:r>
+        <w:rPr>
+          <w:lang w:val="en-US"/>
+        </w:rPr>
+        <w:t xml:space="preserve">      if h=0 then s:=',0';        </w:t>
+      </w:r>
+    </w:p>
+    <w:p>
+      <w:pPr>
+        <w:pStyle w:val="10"/>
         <w:rPr>
           <w:lang w:val="en-US"/>
         </w:rPr>
@@ -1109,7 +1079,7 @@
     </w:p>
     <w:p>
       <w:pPr>
-        <w:pStyle w:val="a3"/>
+        <w:pStyle w:val="10"/>
         <w:rPr>
           <w:lang w:val="en-US"/>
         </w:rPr>
@@ -1123,7 +1093,7 @@
     </w:p>
     <w:p>
       <w:pPr>
-        <w:pStyle w:val="a3"/>
+        <w:pStyle w:val="10"/>
         <w:rPr>
           <w:lang w:val="en-US"/>
         </w:rPr>
@@ -1164,7 +1134,7 @@
     </w:p>
     <w:p>
       <w:pPr>
-        <w:pStyle w:val="a3"/>
+        <w:pStyle w:val="10"/>
         <w:rPr>
           <w:lang w:val="en-US"/>
         </w:rPr>
@@ -1178,7 +1148,7 @@
     </w:p>
     <w:p>
       <w:pPr>
-        <w:pStyle w:val="a3"/>
+        <w:pStyle w:val="10"/>
         <w:rPr>
           <w:lang w:val="en-US"/>
         </w:rPr>
@@ -1192,15 +1162,15 @@
     </w:p>
     <w:p>
       <w:pPr>
-        <w:pStyle w:val="a3"/>
-        <w:rPr>
-          <w:lang w:val="en-US"/>
-        </w:rPr>
-      </w:pPr>
-    </w:p>
-    <w:p>
-      <w:pPr>
-        <w:pStyle w:val="a3"/>
+        <w:pStyle w:val="10"/>
+        <w:rPr>
+          <w:lang w:val="en-US"/>
+        </w:rPr>
+      </w:pPr>
+    </w:p>
+    <w:p>
+      <w:pPr>
+        <w:pStyle w:val="10"/>
         <w:rPr>
           <w:lang w:val="en-US"/>
         </w:rPr>
@@ -1221,7 +1191,7 @@
     </w:p>
     <w:p>
       <w:pPr>
-        <w:pStyle w:val="a3"/>
+        <w:pStyle w:val="10"/>
         <w:rPr>
           <w:lang w:val="en-US"/>
         </w:rPr>
@@ -1235,7 +1205,7 @@
     </w:p>
     <w:p>
       <w:pPr>
-        <w:pStyle w:val="a3"/>
+        <w:pStyle w:val="10"/>
         <w:rPr>
           <w:lang w:val="en-US"/>
         </w:rPr>
@@ -1249,7 +1219,7 @@
     </w:p>
     <w:p>
       <w:pPr>
-        <w:pStyle w:val="a3"/>
+        <w:pStyle w:val="10"/>
         <w:rPr>
           <w:lang w:val="en-US"/>
         </w:rPr>
@@ -1263,27 +1233,21 @@
     </w:p>
     <w:p>
       <w:pPr>
-        <w:pStyle w:val="a3"/>
-        <w:rPr>
-          <w:lang w:val="en-US"/>
-        </w:rPr>
-      </w:pPr>
-      <w:r>
-        <w:rPr>
-          <w:lang w:val="en-US"/>
-        </w:rPr>
-        <w:t xml:space="preserve">    </w:t>
-      </w:r>
-      <w:r>
-        <w:rPr>
-          <w:lang w:val="en-US"/>
-        </w:rPr>
-        <w:t>c:=floattostr(g);</w:t>
-      </w:r>
-    </w:p>
-    <w:p>
-      <w:pPr>
-        <w:pStyle w:val="a3"/>
+        <w:pStyle w:val="10"/>
+        <w:rPr>
+          <w:lang w:val="en-US"/>
+        </w:rPr>
+      </w:pPr>
+      <w:r>
+        <w:rPr>
+          <w:lang w:val="en-US"/>
+        </w:rPr>
+        <w:t xml:space="preserve">    c:=floattostr(g);</w:t>
+      </w:r>
+    </w:p>
+    <w:p>
+      <w:pPr>
+        <w:pStyle w:val="10"/>
         <w:rPr>
           <w:lang w:val="en-US"/>
         </w:rPr>
@@ -1297,15 +1261,15 @@
     </w:p>
     <w:p>
       <w:pPr>
-        <w:pStyle w:val="a3"/>
-        <w:rPr>
-          <w:lang w:val="en-US"/>
-        </w:rPr>
-      </w:pPr>
-    </w:p>
-    <w:p>
-      <w:pPr>
-        <w:pStyle w:val="a3"/>
+        <w:pStyle w:val="10"/>
+        <w:rPr>
+          <w:lang w:val="en-US"/>
+        </w:rPr>
+      </w:pPr>
+    </w:p>
+    <w:p>
+      <w:pPr>
+        <w:pStyle w:val="10"/>
         <w:rPr>
           <w:lang w:val="en-US"/>
         </w:rPr>
@@ -1328,13 +1292,9 @@
     <w:p/>
     <w:p>
       <w:r>
-        <w:rPr>
-          <w:noProof/>
-        </w:rPr>
-        <w:lastRenderedPageBreak/>
         <w:drawing>
           <wp:inline distT="0" distB="0" distL="0" distR="0">
-            <wp:extent cx="5936333" cy="3238500"/>
+            <wp:extent cx="5935980" cy="3238500"/>
             <wp:effectExtent l="19050" t="0" r="7267" b="0"/>
             <wp:docPr id="46" name="Рисунок 46"/>
             <wp:cNvGraphicFramePr>
@@ -1344,19 +1304,19 @@
               <a:graphicData uri="http://schemas.openxmlformats.org/drawingml/2006/picture">
                 <pic:pic xmlns:pic="http://schemas.openxmlformats.org/drawingml/2006/picture">
                   <pic:nvPicPr>
-                    <pic:cNvPr id="0" name="Picture 46"/>
+                    <pic:cNvPr id="46" name="Рисунок 46"/>
                     <pic:cNvPicPr>
                       <a:picLocks noChangeAspect="1" noChangeArrowheads="1"/>
                     </pic:cNvPicPr>
                   </pic:nvPicPr>
                   <pic:blipFill>
-                    <a:blip r:embed="rId14"/>
+                    <a:blip r:embed="rId13"/>
                     <a:srcRect/>
                     <a:stretch>
                       <a:fillRect/>
                     </a:stretch>
                   </pic:blipFill>
-                  <pic:spPr bwMode="auto">
+                  <pic:spPr>
                     <a:xfrm>
                       <a:off x="0" y="0"/>
                       <a:ext cx="5940425" cy="3240732"/>
@@ -1381,13 +1341,7 @@
     </w:p>
     <w:p>
       <w:r>
-        <w:t>Обратим внимание</w:t>
-      </w:r>
-      <w:r>
-        <w:t xml:space="preserve"> </w:t>
-      </w:r>
-      <w:r>
-        <w:t xml:space="preserve"> - добавив библиотеку позволяется  прибавлять  сообщения.</w:t>
+        <w:t>Обратим внимание  - добавив библиотеку позволяется  прибавлять  сообщения.</w:t>
       </w:r>
     </w:p>
     <w:p>
@@ -1410,12 +1364,9 @@
         </w:rPr>
       </w:pPr>
       <w:r>
-        <w:rPr>
-          <w:noProof/>
-        </w:rPr>
         <w:drawing>
           <wp:inline distT="0" distB="0" distL="0" distR="0">
-            <wp:extent cx="5937528" cy="4591050"/>
+            <wp:extent cx="5937250" cy="4591050"/>
             <wp:effectExtent l="19050" t="0" r="6072" b="0"/>
             <wp:docPr id="2" name="Рисунок 4"/>
             <wp:cNvGraphicFramePr>
@@ -1425,19 +1376,19 @@
               <a:graphicData uri="http://schemas.openxmlformats.org/drawingml/2006/picture">
                 <pic:pic xmlns:pic="http://schemas.openxmlformats.org/drawingml/2006/picture">
                   <pic:nvPicPr>
-                    <pic:cNvPr id="0" name="Picture 4"/>
+                    <pic:cNvPr id="2" name="Рисунок 4"/>
                     <pic:cNvPicPr>
                       <a:picLocks noChangeAspect="1" noChangeArrowheads="1"/>
                     </pic:cNvPicPr>
                   </pic:nvPicPr>
                   <pic:blipFill>
-                    <a:blip r:embed="rId15"/>
+                    <a:blip r:embed="rId14"/>
                     <a:srcRect/>
                     <a:stretch>
                       <a:fillRect/>
                     </a:stretch>
                   </pic:blipFill>
-                  <pic:spPr bwMode="auto">
+                  <pic:spPr>
                     <a:xfrm>
                       <a:off x="0" y="0"/>
                       <a:ext cx="5940425" cy="4593290"/>
@@ -1472,10 +1423,6 @@
         </w:rPr>
       </w:pPr>
       <w:r>
-        <w:rPr>
-          <w:noProof/>
-        </w:rPr>
-        <w:lastRenderedPageBreak/>
         <w:drawing>
           <wp:inline distT="0" distB="0" distL="0" distR="0">
             <wp:extent cx="5940425" cy="4159250"/>
@@ -1488,19 +1435,19 @@
               <a:graphicData uri="http://schemas.openxmlformats.org/drawingml/2006/picture">
                 <pic:pic xmlns:pic="http://schemas.openxmlformats.org/drawingml/2006/picture">
                   <pic:nvPicPr>
-                    <pic:cNvPr id="0" name="Picture 7"/>
+                    <pic:cNvPr id="7" name="Рисунок 7"/>
                     <pic:cNvPicPr>
                       <a:picLocks noChangeAspect="1" noChangeArrowheads="1"/>
                     </pic:cNvPicPr>
                   </pic:nvPicPr>
                   <pic:blipFill>
-                    <a:blip r:embed="rId16"/>
+                    <a:blip r:embed="rId15"/>
                     <a:srcRect/>
                     <a:stretch>
                       <a:fillRect/>
                     </a:stretch>
                   </pic:blipFill>
-                  <pic:spPr bwMode="auto">
+                  <pic:spPr>
                     <a:xfrm>
                       <a:off x="0" y="0"/>
                       <a:ext cx="5940425" cy="4159250"/>
@@ -1533,9 +1480,6 @@
         <w:t xml:space="preserve"> </w:t>
       </w:r>
       <w:r>
-        <w:rPr>
-          <w:noProof/>
-        </w:rPr>
         <w:drawing>
           <wp:inline distT="0" distB="0" distL="0" distR="0">
             <wp:extent cx="4832350" cy="1765300"/>
@@ -1548,19 +1492,19 @@
               <a:graphicData uri="http://schemas.openxmlformats.org/drawingml/2006/picture">
                 <pic:pic xmlns:pic="http://schemas.openxmlformats.org/drawingml/2006/picture">
                   <pic:nvPicPr>
-                    <pic:cNvPr id="0" name="Picture 10"/>
+                    <pic:cNvPr id="10" name="Рисунок 10"/>
                     <pic:cNvPicPr>
                       <a:picLocks noChangeAspect="1" noChangeArrowheads="1"/>
                     </pic:cNvPicPr>
                   </pic:nvPicPr>
                   <pic:blipFill>
-                    <a:blip r:embed="rId17"/>
+                    <a:blip r:embed="rId16"/>
                     <a:srcRect/>
                     <a:stretch>
                       <a:fillRect/>
                     </a:stretch>
                   </pic:blipFill>
-                  <pic:spPr bwMode="auto">
+                  <pic:spPr>
                     <a:xfrm>
                       <a:off x="0" y="0"/>
                       <a:ext cx="4832350" cy="1765300"/>
@@ -1594,10 +1538,7 @@
         <w:t>unit</w:t>
       </w:r>
       <w:r>
-        <w:t>2</w:t>
-      </w:r>
-      <w:r>
-        <w:t xml:space="preserve"> станет доступно в </w:t>
+        <w:t xml:space="preserve">2 станет доступно в </w:t>
       </w:r>
       <w:r>
         <w:rPr>
@@ -1606,17 +1547,11 @@
         <w:t>unit</w:t>
       </w:r>
       <w:r>
-        <w:t>1</w:t>
-      </w:r>
-      <w:r>
-        <w:t xml:space="preserve"> модуле.</w:t>
-      </w:r>
-    </w:p>
-    <w:p>
-      <w:r>
-        <w:rPr>
-          <w:noProof/>
-        </w:rPr>
+        <w:t>1 модуле.</w:t>
+      </w:r>
+    </w:p>
+    <w:p>
+      <w:r>
         <w:drawing>
           <wp:inline distT="0" distB="0" distL="0" distR="0">
             <wp:extent cx="5940425" cy="2241550"/>
@@ -1629,19 +1564,19 @@
               <a:graphicData uri="http://schemas.openxmlformats.org/drawingml/2006/picture">
                 <pic:pic xmlns:pic="http://schemas.openxmlformats.org/drawingml/2006/picture">
                   <pic:nvPicPr>
-                    <pic:cNvPr id="0" name="Picture 13"/>
+                    <pic:cNvPr id="3" name="Рисунок 13"/>
                     <pic:cNvPicPr>
                       <a:picLocks noChangeAspect="1" noChangeArrowheads="1"/>
                     </pic:cNvPicPr>
                   </pic:nvPicPr>
                   <pic:blipFill>
-                    <a:blip r:embed="rId18"/>
+                    <a:blip r:embed="rId17"/>
                     <a:srcRect/>
                     <a:stretch>
                       <a:fillRect/>
                     </a:stretch>
                   </pic:blipFill>
-                  <pic:spPr bwMode="auto">
+                  <pic:spPr>
                     <a:xfrm>
                       <a:off x="0" y="0"/>
                       <a:ext cx="5940425" cy="2241550"/>
@@ -1666,13 +1601,9 @@
     </w:p>
     <w:p>
       <w:r>
-        <w:lastRenderedPageBreak/>
         <w:t>Выполним по пунктам.</w:t>
       </w:r>
       <w:r>
-        <w:rPr>
-          <w:noProof/>
-        </w:rPr>
         <w:drawing>
           <wp:inline distT="0" distB="0" distL="0" distR="0">
             <wp:extent cx="5940425" cy="2774950"/>
@@ -1685,19 +1616,19 @@
               <a:graphicData uri="http://schemas.openxmlformats.org/drawingml/2006/picture">
                 <pic:pic xmlns:pic="http://schemas.openxmlformats.org/drawingml/2006/picture">
                   <pic:nvPicPr>
-                    <pic:cNvPr id="0" name="Picture 16"/>
+                    <pic:cNvPr id="5" name="Рисунок 16"/>
                     <pic:cNvPicPr>
                       <a:picLocks noChangeAspect="1" noChangeArrowheads="1"/>
                     </pic:cNvPicPr>
                   </pic:nvPicPr>
                   <pic:blipFill>
-                    <a:blip r:embed="rId19"/>
+                    <a:blip r:embed="rId18"/>
                     <a:srcRect/>
                     <a:stretch>
                       <a:fillRect/>
                     </a:stretch>
                   </pic:blipFill>
-                  <pic:spPr bwMode="auto">
+                  <pic:spPr>
                     <a:xfrm>
                       <a:off x="0" y="0"/>
                       <a:ext cx="5940425" cy="2774950"/>
@@ -1727,9 +1658,6 @@
     </w:p>
     <w:p>
       <w:r>
-        <w:rPr>
-          <w:noProof/>
-        </w:rPr>
         <w:drawing>
           <wp:inline distT="0" distB="0" distL="0" distR="0">
             <wp:extent cx="5940425" cy="2603500"/>
@@ -1742,19 +1670,19 @@
               <a:graphicData uri="http://schemas.openxmlformats.org/drawingml/2006/picture">
                 <pic:pic xmlns:pic="http://schemas.openxmlformats.org/drawingml/2006/picture">
                   <pic:nvPicPr>
-                    <pic:cNvPr id="0" name="Picture 25"/>
+                    <pic:cNvPr id="6" name="Рисунок 25"/>
                     <pic:cNvPicPr>
                       <a:picLocks noChangeAspect="1" noChangeArrowheads="1"/>
                     </pic:cNvPicPr>
                   </pic:nvPicPr>
                   <pic:blipFill>
-                    <a:blip r:embed="rId20"/>
+                    <a:blip r:embed="rId19"/>
                     <a:srcRect/>
                     <a:stretch>
                       <a:fillRect/>
                     </a:stretch>
                   </pic:blipFill>
-                  <pic:spPr bwMode="auto">
+                  <pic:spPr>
                     <a:xfrm>
                       <a:off x="0" y="0"/>
                       <a:ext cx="5940425" cy="2603500"/>
@@ -1784,13 +1712,10 @@
     </w:p>
     <w:p>
       <w:r>
-        <w:rPr>
-          <w:noProof/>
-        </w:rPr>
         <w:drawing>
           <wp:inline distT="0" distB="0" distL="0" distR="0">
-            <wp:extent cx="5937473" cy="2724150"/>
-            <wp:effectExtent l="19050" t="0" r="6127" b="0"/>
+            <wp:extent cx="5937250" cy="2176780"/>
+            <wp:effectExtent l="0" t="0" r="6350" b="13970"/>
             <wp:docPr id="22" name="Рисунок 22"/>
             <wp:cNvGraphicFramePr>
               <a:graphicFrameLocks xmlns:a="http://schemas.openxmlformats.org/drawingml/2006/main" noChangeAspect="1"/>
@@ -1799,22 +1724,22 @@
               <a:graphicData uri="http://schemas.openxmlformats.org/drawingml/2006/picture">
                 <pic:pic xmlns:pic="http://schemas.openxmlformats.org/drawingml/2006/picture">
                   <pic:nvPicPr>
-                    <pic:cNvPr id="0" name="Picture 22"/>
+                    <pic:cNvPr id="22" name="Рисунок 22"/>
                     <pic:cNvPicPr>
                       <a:picLocks noChangeAspect="1" noChangeArrowheads="1"/>
                     </pic:cNvPicPr>
                   </pic:nvPicPr>
                   <pic:blipFill>
-                    <a:blip r:embed="rId21"/>
+                    <a:blip r:embed="rId20"/>
                     <a:srcRect/>
                     <a:stretch>
                       <a:fillRect/>
                     </a:stretch>
                   </pic:blipFill>
-                  <pic:spPr bwMode="auto">
+                  <pic:spPr>
                     <a:xfrm>
                       <a:off x="0" y="0"/>
-                      <a:ext cx="5940425" cy="2725504"/>
+                      <a:ext cx="5940425" cy="2176780"/>
                     </a:xfrm>
                     <a:prstGeom prst="rect">
                       <a:avLst/>
@@ -1836,14 +1761,7 @@
     </w:p>
     <w:p>
       <w:r>
-        <w:lastRenderedPageBreak/>
-        <w:t>По пунктам.</w:t>
-      </w:r>
-      <w:r>
-        <w:t xml:space="preserve"> И </w:t>
-      </w:r>
-      <w:r>
-        <w:t xml:space="preserve"> </w:t>
+        <w:t xml:space="preserve">По пунктам. И  </w:t>
       </w:r>
       <w:r>
         <w:rPr>
@@ -1852,38 +1770,18 @@
         <w:t>F</w:t>
       </w:r>
       <w:r>
-        <w:t>9</w:t>
-      </w:r>
-      <w:r>
-        <w:t xml:space="preserve"> или </w:t>
+        <w:t xml:space="preserve">9 или </w:t>
       </w:r>
       <w:r>
         <w:rPr>
           <w:b/>
           <w:color w:val="00B050"/>
         </w:rPr>
-        <w:t xml:space="preserve">зелёный </w:t>
-      </w:r>
-      <w:r>
-        <w:rPr>
-          <w:b/>
-          <w:color w:val="00B050"/>
-        </w:rPr>
-        <w:t>треугольник</w:t>
-      </w:r>
-      <w:r>
-        <w:rPr>
-          <w:b/>
-          <w:color w:val="00B050"/>
-        </w:rPr>
-        <w:t>.</w:t>
-      </w:r>
-    </w:p>
-    <w:p>
-      <w:r>
-        <w:rPr>
-          <w:noProof/>
-        </w:rPr>
+        <w:t>зелёный треугольник.</w:t>
+      </w:r>
+    </w:p>
+    <w:p>
+      <w:r>
         <w:drawing>
           <wp:inline distT="0" distB="0" distL="0" distR="0">
             <wp:extent cx="4800600" cy="990600"/>
@@ -1896,19 +1794,19 @@
               <a:graphicData uri="http://schemas.openxmlformats.org/drawingml/2006/picture">
                 <pic:pic xmlns:pic="http://schemas.openxmlformats.org/drawingml/2006/picture">
                   <pic:nvPicPr>
-                    <pic:cNvPr id="0" name="Picture 28"/>
+                    <pic:cNvPr id="28" name="Рисунок 28"/>
                     <pic:cNvPicPr>
                       <a:picLocks noChangeAspect="1" noChangeArrowheads="1"/>
                     </pic:cNvPicPr>
                   </pic:nvPicPr>
                   <pic:blipFill>
-                    <a:blip r:embed="rId22"/>
+                    <a:blip r:embed="rId21"/>
                     <a:srcRect/>
                     <a:stretch>
                       <a:fillRect/>
                     </a:stretch>
                   </pic:blipFill>
-                  <pic:spPr bwMode="auto">
+                  <pic:spPr>
                     <a:xfrm>
                       <a:off x="0" y="0"/>
                       <a:ext cx="4800600" cy="990600"/>
@@ -1973,13 +1871,10 @@
         </w:rPr>
       </w:pPr>
       <w:r>
-        <w:rPr>
-          <w:noProof/>
-        </w:rPr>
         <w:drawing>
           <wp:inline distT="0" distB="0" distL="0" distR="0">
-            <wp:extent cx="5080000" cy="4038600"/>
-            <wp:effectExtent l="19050" t="0" r="6350" b="0"/>
+            <wp:extent cx="5080000" cy="3284855"/>
+            <wp:effectExtent l="0" t="0" r="6350" b="10795"/>
             <wp:docPr id="31" name="Рисунок 31"/>
             <wp:cNvGraphicFramePr>
               <a:graphicFrameLocks xmlns:a="http://schemas.openxmlformats.org/drawingml/2006/main" noChangeAspect="1"/>
@@ -1988,22 +1883,22 @@
               <a:graphicData uri="http://schemas.openxmlformats.org/drawingml/2006/picture">
                 <pic:pic xmlns:pic="http://schemas.openxmlformats.org/drawingml/2006/picture">
                   <pic:nvPicPr>
-                    <pic:cNvPr id="0" name="Picture 31"/>
+                    <pic:cNvPr id="31" name="Рисунок 31"/>
                     <pic:cNvPicPr>
                       <a:picLocks noChangeAspect="1" noChangeArrowheads="1"/>
                     </pic:cNvPicPr>
                   </pic:nvPicPr>
                   <pic:blipFill>
-                    <a:blip r:embed="rId23"/>
+                    <a:blip r:embed="rId22"/>
                     <a:srcRect/>
                     <a:stretch>
                       <a:fillRect/>
                     </a:stretch>
                   </pic:blipFill>
-                  <pic:spPr bwMode="auto">
+                  <pic:spPr>
                     <a:xfrm>
                       <a:off x="0" y="0"/>
-                      <a:ext cx="5080000" cy="4038600"/>
+                      <a:ext cx="5080000" cy="3284855"/>
                     </a:xfrm>
                     <a:prstGeom prst="rect">
                       <a:avLst/>
@@ -2058,7 +1953,7 @@
     </w:p>
     <w:p>
       <w:pPr>
-        <w:pStyle w:val="a3"/>
+        <w:pStyle w:val="10"/>
         <w:rPr>
           <w:lang w:val="en-US"/>
         </w:rPr>
@@ -2079,7 +1974,7 @@
     </w:p>
     <w:p>
       <w:pPr>
-        <w:pStyle w:val="a3"/>
+        <w:pStyle w:val="10"/>
         <w:rPr>
           <w:lang w:val="en-US"/>
         </w:rPr>
@@ -2093,7 +1988,7 @@
     </w:p>
     <w:p>
       <w:pPr>
-        <w:pStyle w:val="a3"/>
+        <w:pStyle w:val="10"/>
         <w:rPr>
           <w:lang w:val="en-US"/>
         </w:rPr>
@@ -2107,27 +2002,21 @@
     </w:p>
     <w:p>
       <w:pPr>
-        <w:pStyle w:val="a3"/>
-        <w:rPr>
-          <w:lang w:val="en-US"/>
-        </w:rPr>
-      </w:pPr>
-      <w:r>
-        <w:rPr>
-          <w:lang w:val="en-US"/>
-        </w:rPr>
-        <w:t xml:space="preserve">    g:=strtofloat(a)-strtofloat(b);    </w:t>
-      </w:r>
-      <w:r>
-        <w:rPr>
-          <w:lang w:val="en-US"/>
-        </w:rPr>
-        <w:t>c:=floattostr(g);</w:t>
-      </w:r>
-    </w:p>
-    <w:p>
-      <w:pPr>
-        <w:pStyle w:val="a3"/>
+        <w:pStyle w:val="10"/>
+        <w:rPr>
+          <w:lang w:val="en-US"/>
+        </w:rPr>
+      </w:pPr>
+      <w:r>
+        <w:rPr>
+          <w:lang w:val="en-US"/>
+        </w:rPr>
+        <w:t xml:space="preserve">    g:=strtofloat(a)-strtofloat(b);    c:=floattostr(g);</w:t>
+      </w:r>
+    </w:p>
+    <w:p>
+      <w:pPr>
+        <w:pStyle w:val="10"/>
         <w:rPr>
           <w:lang w:val="en-US"/>
         </w:rPr>
@@ -2141,7 +2030,7 @@
     </w:p>
     <w:p>
       <w:pPr>
-        <w:pStyle w:val="a3"/>
+        <w:pStyle w:val="10"/>
         <w:rPr>
           <w:lang w:val="en-US"/>
         </w:rPr>
@@ -2162,7 +2051,7 @@
     </w:p>
     <w:p>
       <w:pPr>
-        <w:pStyle w:val="a3"/>
+        <w:pStyle w:val="10"/>
         <w:rPr>
           <w:lang w:val="en-US"/>
         </w:rPr>
@@ -2176,7 +2065,7 @@
     </w:p>
     <w:p>
       <w:pPr>
-        <w:pStyle w:val="a3"/>
+        <w:pStyle w:val="10"/>
         <w:rPr>
           <w:lang w:val="en-US"/>
         </w:rPr>
@@ -2190,7 +2079,7 @@
     </w:p>
     <w:p>
       <w:pPr>
-        <w:pStyle w:val="a3"/>
+        <w:pStyle w:val="10"/>
         <w:rPr>
           <w:lang w:val="en-US"/>
         </w:rPr>
@@ -2204,7 +2093,7 @@
     </w:p>
     <w:p>
       <w:pPr>
-        <w:pStyle w:val="a3"/>
+        <w:pStyle w:val="10"/>
         <w:rPr>
           <w:lang w:val="en-US"/>
         </w:rPr>
@@ -2218,7 +2107,7 @@
     </w:p>
     <w:p>
       <w:pPr>
-        <w:pStyle w:val="a3"/>
+        <w:pStyle w:val="10"/>
         <w:rPr>
           <w:lang w:val="en-US"/>
         </w:rPr>
@@ -2239,7 +2128,7 @@
     </w:p>
     <w:p>
       <w:pPr>
-        <w:pStyle w:val="a3"/>
+        <w:pStyle w:val="10"/>
         <w:rPr>
           <w:lang w:val="en-US"/>
         </w:rPr>
@@ -2253,7 +2142,7 @@
     </w:p>
     <w:p>
       <w:pPr>
-        <w:pStyle w:val="a3"/>
+        <w:pStyle w:val="10"/>
         <w:rPr>
           <w:lang w:val="en-US"/>
         </w:rPr>
@@ -2267,47 +2156,35 @@
     </w:p>
     <w:p>
       <w:pPr>
-        <w:pStyle w:val="a3"/>
-        <w:rPr>
-          <w:lang w:val="en-US"/>
-        </w:rPr>
-      </w:pPr>
-      <w:r>
-        <w:rPr>
-          <w:lang w:val="en-US"/>
-        </w:rPr>
-        <w:t xml:space="preserve">    g:=strtofloat(a)/strtofloat(b);    </w:t>
-      </w:r>
-      <w:r>
-        <w:rPr>
-          <w:lang w:val="en-US"/>
-        </w:rPr>
-        <w:t>c:=floattostr(g);</w:t>
-      </w:r>
-    </w:p>
-    <w:p>
-      <w:pPr>
-        <w:pStyle w:val="a3"/>
-        <w:rPr>
-          <w:lang w:val="en-US"/>
-        </w:rPr>
-      </w:pPr>
-      <w:r>
-        <w:rPr>
-          <w:lang w:val="en-US"/>
-        </w:rPr>
-        <w:t xml:space="preserve">  end</w:t>
-      </w:r>
-      <w:r>
-        <w:rPr>
-          <w:lang w:val="en-US"/>
-        </w:rPr>
-        <w:t>;</w:t>
-      </w:r>
-    </w:p>
-    <w:p>
-      <w:pPr>
-        <w:pStyle w:val="a3"/>
+        <w:pStyle w:val="10"/>
+        <w:rPr>
+          <w:lang w:val="en-US"/>
+        </w:rPr>
+      </w:pPr>
+      <w:r>
+        <w:rPr>
+          <w:lang w:val="en-US"/>
+        </w:rPr>
+        <w:t xml:space="preserve">    g:=strtofloat(a)/strtofloat(b);    c:=floattostr(g);</w:t>
+      </w:r>
+    </w:p>
+    <w:p>
+      <w:pPr>
+        <w:pStyle w:val="10"/>
+        <w:rPr>
+          <w:lang w:val="en-US"/>
+        </w:rPr>
+      </w:pPr>
+      <w:r>
+        <w:rPr>
+          <w:lang w:val="en-US"/>
+        </w:rPr>
+        <w:t xml:space="preserve">  end;</w:t>
+      </w:r>
+    </w:p>
+    <w:p>
+      <w:pPr>
+        <w:pStyle w:val="10"/>
         <w:rPr>
           <w:lang w:val="en-US"/>
         </w:rPr>
@@ -2331,12 +2208,11 @@
       <w:r>
         <w:rPr>
           <w:b/>
-          <w:noProof/>
           <w:sz w:val="24"/>
         </w:rPr>
         <w:drawing>
           <wp:inline distT="0" distB="0" distL="0" distR="0">
-            <wp:extent cx="5935055" cy="3568700"/>
+            <wp:extent cx="5934710" cy="3568700"/>
             <wp:effectExtent l="19050" t="0" r="8545" b="0"/>
             <wp:docPr id="34" name="Рисунок 34"/>
             <wp:cNvGraphicFramePr>
@@ -2346,19 +2222,19 @@
               <a:graphicData uri="http://schemas.openxmlformats.org/drawingml/2006/picture">
                 <pic:pic xmlns:pic="http://schemas.openxmlformats.org/drawingml/2006/picture">
                   <pic:nvPicPr>
-                    <pic:cNvPr id="0" name="Picture 34"/>
+                    <pic:cNvPr id="34" name="Рисунок 34"/>
                     <pic:cNvPicPr>
                       <a:picLocks noChangeAspect="1" noChangeArrowheads="1"/>
                     </pic:cNvPicPr>
                   </pic:nvPicPr>
                   <pic:blipFill>
-                    <a:blip r:embed="rId24"/>
+                    <a:blip r:embed="rId23"/>
                     <a:srcRect/>
                     <a:stretch>
                       <a:fillRect/>
                     </a:stretch>
                   </pic:blipFill>
-                  <pic:spPr bwMode="auto">
+                  <pic:spPr>
                     <a:xfrm>
                       <a:off x="0" y="0"/>
                       <a:ext cx="5940425" cy="3571929"/>
@@ -2393,33 +2269,25 @@
           <w:b/>
           <w:sz w:val="24"/>
         </w:rPr>
-        <w:t xml:space="preserve">Добавить </w:t>
-      </w:r>
-      <w:r>
+        <w:t>Добавить код</w:t>
+      </w:r>
+    </w:p>
+    <w:p>
+      <w:pPr>
         <w:rPr>
           <w:b/>
           <w:sz w:val="24"/>
         </w:rPr>
-        <w:t>код</w:t>
-      </w:r>
-    </w:p>
-    <w:p>
-      <w:pPr>
-        <w:rPr>
-          <w:b/>
-          <w:sz w:val="24"/>
-        </w:rPr>
-      </w:pPr>
-      <w:r>
-        <w:rPr>
-          <w:b/>
-          <w:noProof/>
+      </w:pPr>
+      <w:r>
+        <w:rPr>
+          <w:b/>
           <w:sz w:val="24"/>
         </w:rPr>
         <w:drawing>
           <wp:inline distT="0" distB="0" distL="0" distR="0">
-            <wp:extent cx="5940425" cy="4193521"/>
-            <wp:effectExtent l="19050" t="0" r="3175" b="0"/>
+            <wp:extent cx="5940425" cy="3359785"/>
+            <wp:effectExtent l="0" t="0" r="3175" b="12065"/>
             <wp:docPr id="37" name="Рисунок 37"/>
             <wp:cNvGraphicFramePr>
               <a:graphicFrameLocks xmlns:a="http://schemas.openxmlformats.org/drawingml/2006/main" noChangeAspect="1"/>
@@ -2428,22 +2296,22 @@
               <a:graphicData uri="http://schemas.openxmlformats.org/drawingml/2006/picture">
                 <pic:pic xmlns:pic="http://schemas.openxmlformats.org/drawingml/2006/picture">
                   <pic:nvPicPr>
-                    <pic:cNvPr id="0" name="Picture 37"/>
+                    <pic:cNvPr id="37" name="Рисунок 37"/>
                     <pic:cNvPicPr>
                       <a:picLocks noChangeAspect="1" noChangeArrowheads="1"/>
                     </pic:cNvPicPr>
                   </pic:nvPicPr>
                   <pic:blipFill>
-                    <a:blip r:embed="rId25"/>
+                    <a:blip r:embed="rId24"/>
                     <a:srcRect/>
                     <a:stretch>
                       <a:fillRect/>
                     </a:stretch>
                   </pic:blipFill>
-                  <pic:spPr bwMode="auto">
+                  <pic:spPr>
                     <a:xfrm>
                       <a:off x="0" y="0"/>
-                      <a:ext cx="5940425" cy="4193521"/>
+                      <a:ext cx="5940425" cy="3359785"/>
                     </a:xfrm>
                     <a:prstGeom prst="rect">
                       <a:avLst/>
@@ -2476,55 +2344,27 @@
           <w:b/>
           <w:sz w:val="24"/>
         </w:rPr>
-        <w:t xml:space="preserve">По </w:t>
+        <w:t>По каждой кнопкам   два раза щелк и вводим код. Код</w:t>
       </w:r>
       <w:r>
         <w:rPr>
           <w:b/>
           <w:sz w:val="24"/>
-        </w:rPr>
-        <w:t xml:space="preserve">каждой </w:t>
+          <w:lang w:val="en-US"/>
+        </w:rPr>
+        <w:t xml:space="preserve"> </w:t>
       </w:r>
       <w:r>
         <w:rPr>
           <w:b/>
           <w:sz w:val="24"/>
         </w:rPr>
-        <w:t xml:space="preserve">кнопкам </w:t>
+        <w:t>ниже</w:t>
       </w:r>
       <w:r>
         <w:rPr>
           <w:b/>
           <w:sz w:val="24"/>
-        </w:rPr>
-        <w:t xml:space="preserve"> </w:t>
-      </w:r>
-      <w:r>
-        <w:rPr>
-          <w:b/>
-          <w:sz w:val="24"/>
-        </w:rPr>
-        <w:t xml:space="preserve"> два раза щелк и вводим код. Код</w:t>
-      </w:r>
-      <w:r>
-        <w:rPr>
-          <w:b/>
-          <w:sz w:val="24"/>
-          <w:lang w:val="en-US"/>
-        </w:rPr>
-        <w:t xml:space="preserve"> </w:t>
-      </w:r>
-      <w:r>
-        <w:rPr>
-          <w:b/>
-          <w:sz w:val="24"/>
-        </w:rPr>
-        <w:t>ниже</w:t>
-      </w:r>
-      <w:r>
-        <w:rPr>
-          <w:b/>
-          <w:sz w:val="24"/>
           <w:lang w:val="en-US"/>
         </w:rPr>
         <w:t>.</w:t>
@@ -2532,22 +2372,21 @@
     </w:p>
     <w:p>
       <w:pPr>
-        <w:pStyle w:val="a3"/>
-        <w:rPr>
-          <w:lang w:val="en-US"/>
-        </w:rPr>
-      </w:pPr>
-      <w:r>
-        <w:rPr>
-          <w:lang w:val="en-US"/>
-        </w:rPr>
-        <w:lastRenderedPageBreak/>
+        <w:pStyle w:val="10"/>
+        <w:rPr>
+          <w:lang w:val="en-US"/>
+        </w:rPr>
+      </w:pPr>
+      <w:r>
+        <w:rPr>
+          <w:lang w:val="en-US"/>
+        </w:rPr>
         <w:t>procedure TForm1.Button2Click(Sender: TObject);</w:t>
       </w:r>
     </w:p>
     <w:p>
       <w:pPr>
-        <w:pStyle w:val="a3"/>
+        <w:pStyle w:val="10"/>
         <w:rPr>
           <w:color w:val="C00000"/>
           <w:lang w:val="en-US"/>
@@ -2563,7 +2402,7 @@
     </w:p>
     <w:p>
       <w:pPr>
-        <w:pStyle w:val="a3"/>
+        <w:pStyle w:val="10"/>
         <w:rPr>
           <w:color w:val="C00000"/>
           <w:lang w:val="en-US"/>
@@ -2585,7 +2424,7 @@
     </w:p>
     <w:p>
       <w:pPr>
-        <w:pStyle w:val="a3"/>
+        <w:pStyle w:val="10"/>
         <w:rPr>
           <w:color w:val="C00000"/>
           <w:lang w:val="en-US"/>
@@ -2601,7 +2440,7 @@
     </w:p>
     <w:p>
       <w:pPr>
-        <w:pStyle w:val="a3"/>
+        <w:pStyle w:val="10"/>
         <w:rPr>
           <w:color w:val="C00000"/>
           <w:lang w:val="en-US"/>
@@ -2617,7 +2456,7 @@
     </w:p>
     <w:p>
       <w:pPr>
-        <w:pStyle w:val="a3"/>
+        <w:pStyle w:val="10"/>
         <w:rPr>
           <w:color w:val="C00000"/>
           <w:lang w:val="en-US"/>
@@ -2633,7 +2472,7 @@
     </w:p>
     <w:p>
       <w:pPr>
-        <w:pStyle w:val="a3"/>
+        <w:pStyle w:val="10"/>
         <w:rPr>
           <w:lang w:val="en-US"/>
         </w:rPr>
@@ -2647,7 +2486,7 @@
     </w:p>
     <w:p>
       <w:pPr>
-        <w:pStyle w:val="a3"/>
+        <w:pStyle w:val="10"/>
         <w:rPr>
           <w:lang w:val="en-US"/>
         </w:rPr>
@@ -2661,7 +2500,7 @@
     </w:p>
     <w:p>
       <w:pPr>
-        <w:pStyle w:val="a3"/>
+        <w:pStyle w:val="10"/>
         <w:rPr>
           <w:color w:val="C00000"/>
           <w:lang w:val="en-US"/>
@@ -2677,7 +2516,7 @@
     </w:p>
     <w:p>
       <w:pPr>
-        <w:pStyle w:val="a3"/>
+        <w:pStyle w:val="10"/>
         <w:rPr>
           <w:color w:val="C00000"/>
           <w:lang w:val="en-US"/>
@@ -2699,7 +2538,7 @@
     </w:p>
     <w:p>
       <w:pPr>
-        <w:pStyle w:val="a3"/>
+        <w:pStyle w:val="10"/>
         <w:rPr>
           <w:color w:val="C00000"/>
           <w:lang w:val="en-US"/>
@@ -2715,7 +2554,7 @@
     </w:p>
     <w:p>
       <w:pPr>
-        <w:pStyle w:val="a3"/>
+        <w:pStyle w:val="10"/>
         <w:rPr>
           <w:color w:val="C00000"/>
           <w:lang w:val="en-US"/>
@@ -2731,7 +2570,7 @@
     </w:p>
     <w:p>
       <w:pPr>
-        <w:pStyle w:val="a3"/>
+        <w:pStyle w:val="10"/>
         <w:rPr>
           <w:color w:val="C00000"/>
           <w:lang w:val="en-US"/>
@@ -2747,7 +2586,7 @@
     </w:p>
     <w:p>
       <w:pPr>
-        <w:pStyle w:val="a3"/>
+        <w:pStyle w:val="10"/>
         <w:rPr>
           <w:lang w:val="en-US"/>
         </w:rPr>
@@ -2761,7 +2600,7 @@
     </w:p>
     <w:p>
       <w:pPr>
-        <w:pStyle w:val="a3"/>
+        <w:pStyle w:val="10"/>
         <w:rPr>
           <w:lang w:val="en-US"/>
         </w:rPr>
@@ -2775,7 +2614,7 @@
     </w:p>
     <w:p>
       <w:pPr>
-        <w:pStyle w:val="a3"/>
+        <w:pStyle w:val="10"/>
         <w:rPr>
           <w:color w:val="C00000"/>
           <w:lang w:val="en-US"/>
@@ -2791,7 +2630,7 @@
     </w:p>
     <w:p>
       <w:pPr>
-        <w:pStyle w:val="a3"/>
+        <w:pStyle w:val="10"/>
         <w:rPr>
           <w:color w:val="C00000"/>
           <w:lang w:val="en-US"/>
@@ -2813,7 +2652,7 @@
     </w:p>
     <w:p>
       <w:pPr>
-        <w:pStyle w:val="a3"/>
+        <w:pStyle w:val="10"/>
         <w:rPr>
           <w:color w:val="C00000"/>
           <w:lang w:val="en-US"/>
@@ -2829,7 +2668,7 @@
     </w:p>
     <w:p>
       <w:pPr>
-        <w:pStyle w:val="a3"/>
+        <w:pStyle w:val="10"/>
         <w:rPr>
           <w:color w:val="C00000"/>
           <w:lang w:val="en-US"/>
@@ -2840,56 +2679,28 @@
           <w:color w:val="C00000"/>
           <w:lang w:val="en-US"/>
         </w:rPr>
-        <w:t xml:space="preserve">   </w:t>
-      </w:r>
-      <w:r>
+        <w:t xml:space="preserve">          str_div(a,b,c);</w:t>
+      </w:r>
+    </w:p>
+    <w:p>
+      <w:pPr>
+        <w:pStyle w:val="10"/>
         <w:rPr>
           <w:color w:val="C00000"/>
           <w:lang w:val="en-US"/>
         </w:rPr>
-        <w:t xml:space="preserve">     </w:t>
-      </w:r>
+      </w:pPr>
       <w:r>
         <w:rPr>
           <w:color w:val="C00000"/>
           <w:lang w:val="en-US"/>
         </w:rPr>
-        <w:t xml:space="preserve">  str_div(a,b,c);</w:t>
-      </w:r>
-    </w:p>
-    <w:p>
-      <w:pPr>
-        <w:pStyle w:val="a3"/>
-        <w:rPr>
-          <w:color w:val="C00000"/>
-          <w:lang w:val="en-US"/>
-        </w:rPr>
-      </w:pPr>
-      <w:r>
-        <w:rPr>
-          <w:color w:val="C00000"/>
-          <w:lang w:val="en-US"/>
-        </w:rPr>
-        <w:t xml:space="preserve">  </w:t>
-      </w:r>
-      <w:r>
-        <w:rPr>
-          <w:color w:val="C00000"/>
-          <w:lang w:val="en-US"/>
-        </w:rPr>
-        <w:t xml:space="preserve">    </w:t>
-      </w:r>
-      <w:r>
-        <w:rPr>
-          <w:color w:val="C00000"/>
-          <w:lang w:val="en-US"/>
-        </w:rPr>
-        <w:t xml:space="preserve">   edit3.Text:=c;</w:t>
-      </w:r>
-    </w:p>
-    <w:p>
-      <w:pPr>
-        <w:pStyle w:val="a3"/>
+        <w:t xml:space="preserve">         edit3.Text:=c;</w:t>
+      </w:r>
+    </w:p>
+    <w:p>
+      <w:pPr>
+        <w:pStyle w:val="10"/>
       </w:pPr>
       <w:r>
         <w:t xml:space="preserve">end;    </w:t>
@@ -2897,31 +2708,25 @@
     </w:p>
     <w:p>
       <w:pPr>
-        <w:pStyle w:val="a3"/>
-      </w:pPr>
-    </w:p>
-    <w:p>
-      <w:pPr>
-        <w:pStyle w:val="a3"/>
-      </w:pPr>
-      <w:r>
-        <w:t xml:space="preserve">  </w:t>
-      </w:r>
-      <w:r>
-        <w:t>далее</w:t>
-      </w:r>
-    </w:p>
-    <w:p>
-      <w:pPr>
-        <w:pStyle w:val="a3"/>
-      </w:pPr>
-      <w:r>
-        <w:rPr>
-          <w:noProof/>
-        </w:rPr>
+        <w:pStyle w:val="10"/>
+      </w:pPr>
+    </w:p>
+    <w:p>
+      <w:pPr>
+        <w:pStyle w:val="10"/>
+      </w:pPr>
+      <w:r>
+        <w:t xml:space="preserve">  далее</w:t>
+      </w:r>
+    </w:p>
+    <w:p>
+      <w:pPr>
+        <w:pStyle w:val="10"/>
+      </w:pPr>
+      <w:r>
         <w:drawing>
           <wp:inline distT="0" distB="0" distL="0" distR="0">
-            <wp:extent cx="5940425" cy="3257263"/>
+            <wp:extent cx="5940425" cy="3256915"/>
             <wp:effectExtent l="19050" t="0" r="3175" b="0"/>
             <wp:docPr id="9" name="Рисунок 40"/>
             <wp:cNvGraphicFramePr>
@@ -2931,19 +2736,19 @@
               <a:graphicData uri="http://schemas.openxmlformats.org/drawingml/2006/picture">
                 <pic:pic xmlns:pic="http://schemas.openxmlformats.org/drawingml/2006/picture">
                   <pic:nvPicPr>
-                    <pic:cNvPr id="0" name="Picture 40"/>
+                    <pic:cNvPr id="9" name="Рисунок 40"/>
                     <pic:cNvPicPr>
                       <a:picLocks noChangeAspect="1" noChangeArrowheads="1"/>
                     </pic:cNvPicPr>
                   </pic:nvPicPr>
                   <pic:blipFill>
-                    <a:blip r:embed="rId26"/>
+                    <a:blip r:embed="rId25"/>
                     <a:srcRect/>
                     <a:stretch>
                       <a:fillRect/>
                     </a:stretch>
                   </pic:blipFill>
-                  <pic:spPr bwMode="auto">
+                  <pic:spPr>
                     <a:xfrm>
                       <a:off x="0" y="0"/>
                       <a:ext cx="5940425" cy="3257263"/>
@@ -2968,7 +2773,7 @@
     </w:p>
     <w:p>
       <w:pPr>
-        <w:pStyle w:val="a3"/>
+        <w:pStyle w:val="10"/>
       </w:pPr>
       <w:r>
         <w:t xml:space="preserve">Вставим код в </w:t>
@@ -2980,25 +2785,22 @@
         <w:t>unit</w:t>
       </w:r>
       <w:r>
-        <w:t xml:space="preserve">2;  </w:t>
-      </w:r>
-      <w:r>
-        <w:t>код  ниже.</w:t>
-      </w:r>
-    </w:p>
-    <w:p>
-      <w:pPr>
-        <w:pStyle w:val="a3"/>
-      </w:pPr>
-    </w:p>
-    <w:p>
-      <w:pPr>
-        <w:pStyle w:val="a3"/>
-      </w:pPr>
-    </w:p>
-    <w:p>
-      <w:pPr>
-        <w:pStyle w:val="a3"/>
+        <w:t>2;  код  ниже.</w:t>
+      </w:r>
+    </w:p>
+    <w:p>
+      <w:pPr>
+        <w:pStyle w:val="10"/>
+      </w:pPr>
+    </w:p>
+    <w:p>
+      <w:pPr>
+        <w:pStyle w:val="10"/>
+      </w:pPr>
+    </w:p>
+    <w:p>
+      <w:pPr>
+        <w:pStyle w:val="10"/>
         <w:rPr>
           <w:lang w:val="en-US"/>
         </w:rPr>
@@ -3012,7 +2814,7 @@
     </w:p>
     <w:p>
       <w:pPr>
-        <w:pStyle w:val="a3"/>
+        <w:pStyle w:val="10"/>
         <w:rPr>
           <w:lang w:val="en-US"/>
         </w:rPr>
@@ -3026,7 +2828,7 @@
     </w:p>
     <w:p>
       <w:pPr>
-        <w:pStyle w:val="a3"/>
+        <w:pStyle w:val="10"/>
         <w:rPr>
           <w:lang w:val="en-US"/>
         </w:rPr>
@@ -3040,15 +2842,15 @@
     </w:p>
     <w:p>
       <w:pPr>
-        <w:pStyle w:val="a3"/>
-        <w:rPr>
-          <w:lang w:val="en-US"/>
-        </w:rPr>
-      </w:pPr>
-    </w:p>
-    <w:p>
-      <w:pPr>
-        <w:pStyle w:val="a3"/>
+        <w:pStyle w:val="10"/>
+        <w:rPr>
+          <w:lang w:val="en-US"/>
+        </w:rPr>
+      </w:pPr>
+    </w:p>
+    <w:p>
+      <w:pPr>
+        <w:pStyle w:val="10"/>
       </w:pPr>
       <w:r>
         <w:t>// это чтобы процедуры видели в других местах -  модулях.</w:t>
@@ -3056,19 +2858,15 @@
     </w:p>
     <w:p>
       <w:pPr>
-        <w:pStyle w:val="a3"/>
-        <w:rPr>
-          <w:lang w:val="en-US"/>
-        </w:rPr>
-      </w:pPr>
-      <w:r>
-        <w:rPr>
-          <w:noProof/>
-        </w:rPr>
-        <w:lastRenderedPageBreak/>
+        <w:pStyle w:val="10"/>
+        <w:rPr>
+          <w:lang w:val="en-US"/>
+        </w:rPr>
+      </w:pPr>
+      <w:r>
         <w:drawing>
           <wp:inline distT="0" distB="0" distL="0" distR="0">
-            <wp:extent cx="5940425" cy="4574445"/>
+            <wp:extent cx="5940425" cy="4573905"/>
             <wp:effectExtent l="19050" t="0" r="3175" b="0"/>
             <wp:docPr id="43" name="Рисунок 43"/>
             <wp:cNvGraphicFramePr>
@@ -3078,19 +2876,19 @@
               <a:graphicData uri="http://schemas.openxmlformats.org/drawingml/2006/picture">
                 <pic:pic xmlns:pic="http://schemas.openxmlformats.org/drawingml/2006/picture">
                   <pic:nvPicPr>
-                    <pic:cNvPr id="0" name="Picture 43"/>
+                    <pic:cNvPr id="43" name="Рисунок 43"/>
                     <pic:cNvPicPr>
                       <a:picLocks noChangeAspect="1" noChangeArrowheads="1"/>
                     </pic:cNvPicPr>
                   </pic:nvPicPr>
                   <pic:blipFill>
-                    <a:blip r:embed="rId27"/>
+                    <a:blip r:embed="rId26"/>
                     <a:srcRect/>
                     <a:stretch>
                       <a:fillRect/>
                     </a:stretch>
                   </pic:blipFill>
-                  <pic:spPr bwMode="auto">
+                  <pic:spPr>
                     <a:xfrm>
                       <a:off x="0" y="0"/>
                       <a:ext cx="5940425" cy="4574445"/>
@@ -3115,15 +2913,15 @@
     </w:p>
     <w:p>
       <w:pPr>
-        <w:pStyle w:val="a3"/>
-        <w:rPr>
-          <w:lang w:val="en-US"/>
-        </w:rPr>
-      </w:pPr>
-    </w:p>
-    <w:p>
-      <w:pPr>
-        <w:pStyle w:val="a3"/>
+        <w:pStyle w:val="10"/>
+        <w:rPr>
+          <w:lang w:val="en-US"/>
+        </w:rPr>
+      </w:pPr>
+    </w:p>
+    <w:p>
+      <w:pPr>
+        <w:pStyle w:val="10"/>
       </w:pPr>
       <w:r>
         <w:rPr>
@@ -3137,17 +2935,14 @@
     </w:p>
     <w:p>
       <w:pPr>
-        <w:pStyle w:val="a3"/>
-      </w:pPr>
-    </w:p>
-    <w:p>
-      <w:pPr>
-        <w:pStyle w:val="a3"/>
-      </w:pPr>
-      <w:r>
-        <w:rPr>
-          <w:noProof/>
-        </w:rPr>
+        <w:pStyle w:val="10"/>
+      </w:pPr>
+    </w:p>
+    <w:p>
+      <w:pPr>
+        <w:pStyle w:val="10"/>
+      </w:pPr>
+      <w:r>
         <w:drawing>
           <wp:inline distT="0" distB="0" distL="0" distR="0">
             <wp:extent cx="5041900" cy="1695450"/>
@@ -3160,19 +2955,19 @@
               <a:graphicData uri="http://schemas.openxmlformats.org/drawingml/2006/picture">
                 <pic:pic xmlns:pic="http://schemas.openxmlformats.org/drawingml/2006/picture">
                   <pic:nvPicPr>
-                    <pic:cNvPr id="0" name="Picture 1"/>
+                    <pic:cNvPr id="8" name="Рисунок 1"/>
                     <pic:cNvPicPr>
                       <a:picLocks noChangeAspect="1" noChangeArrowheads="1"/>
                     </pic:cNvPicPr>
                   </pic:nvPicPr>
                   <pic:blipFill>
-                    <a:blip r:embed="rId28"/>
+                    <a:blip r:embed="rId27"/>
                     <a:srcRect/>
                     <a:stretch>
                       <a:fillRect/>
                     </a:stretch>
                   </pic:blipFill>
-                  <pic:spPr bwMode="auto">
+                  <pic:spPr>
                     <a:xfrm>
                       <a:off x="0" y="0"/>
                       <a:ext cx="5041900" cy="1695450"/>
@@ -3197,25 +2992,322 @@
     </w:p>
     <w:p>
       <w:pPr>
-        <w:pStyle w:val="a3"/>
+        <w:pStyle w:val="10"/>
+      </w:pPr>
+    </w:p>
+    <w:tbl>
+      <w:tblPr>
+        <w:tblStyle w:val="9"/>
+        <w:tblW w:w="0" w:type="auto"/>
+        <w:tblInd w:w="0" w:type="dxa"/>
+        <w:tblBorders>
+          <w:top w:val="single" w:color="auto" w:sz="4" w:space="0"/>
+          <w:left w:val="single" w:color="auto" w:sz="4" w:space="0"/>
+          <w:bottom w:val="single" w:color="auto" w:sz="4" w:space="0"/>
+          <w:right w:val="single" w:color="auto" w:sz="4" w:space="0"/>
+          <w:insideH w:val="single" w:color="auto" w:sz="4" w:space="0"/>
+          <w:insideV w:val="single" w:color="auto" w:sz="4" w:space="0"/>
+        </w:tblBorders>
+        <w:tblLayout w:type="autofit"/>
+        <w:tblCellMar>
+          <w:top w:w="0" w:type="dxa"/>
+          <w:left w:w="108" w:type="dxa"/>
+          <w:bottom w:w="0" w:type="dxa"/>
+          <w:right w:w="108" w:type="dxa"/>
+        </w:tblCellMar>
+      </w:tblPr>
+      <w:tblGrid>
+        <w:gridCol w:w="9571"/>
+      </w:tblGrid>
+      <w:tr>
+        <w:tblPrEx>
+          <w:tblBorders>
+            <w:top w:val="single" w:color="auto" w:sz="4" w:space="0"/>
+            <w:left w:val="single" w:color="auto" w:sz="4" w:space="0"/>
+            <w:bottom w:val="single" w:color="auto" w:sz="4" w:space="0"/>
+            <w:right w:val="single" w:color="auto" w:sz="4" w:space="0"/>
+            <w:insideH w:val="single" w:color="auto" w:sz="4" w:space="0"/>
+            <w:insideV w:val="single" w:color="auto" w:sz="4" w:space="0"/>
+          </w:tblBorders>
+          <w:tblCellMar>
+            <w:top w:w="0" w:type="dxa"/>
+            <w:left w:w="108" w:type="dxa"/>
+            <w:bottom w:w="0" w:type="dxa"/>
+            <w:right w:w="108" w:type="dxa"/>
+          </w:tblCellMar>
+        </w:tblPrEx>
+        <w:tc>
+          <w:tcPr>
+            <w:tcW w:w="9571" w:type="dxa"/>
+          </w:tcPr>
+          <w:p>
+            <w:pPr>
+              <w:pStyle w:val="10"/>
+              <w:widowControl w:val="0"/>
+              <w:jc w:val="both"/>
+              <w:rPr>
+                <w:rFonts w:hint="default"/>
+                <w:vertAlign w:val="baseline"/>
+                <w:lang w:val="ru-RU"/>
+              </w:rPr>
+            </w:pPr>
+            <w:r>
+              <w:rPr>
+                <w:rFonts w:hint="default"/>
+                <w:lang w:val="ru-RU"/>
+              </w:rPr>
+              <w:t>Создайте кнопку с кодом</w:t>
+            </w:r>
+          </w:p>
+        </w:tc>
+      </w:tr>
+      <w:tr>
+        <w:tblPrEx>
+          <w:tblBorders>
+            <w:top w:val="single" w:color="auto" w:sz="4" w:space="0"/>
+            <w:left w:val="single" w:color="auto" w:sz="4" w:space="0"/>
+            <w:bottom w:val="single" w:color="auto" w:sz="4" w:space="0"/>
+            <w:right w:val="single" w:color="auto" w:sz="4" w:space="0"/>
+            <w:insideH w:val="single" w:color="auto" w:sz="4" w:space="0"/>
+            <w:insideV w:val="single" w:color="auto" w:sz="4" w:space="0"/>
+          </w:tblBorders>
+          <w:tblCellMar>
+            <w:top w:w="0" w:type="dxa"/>
+            <w:left w:w="108" w:type="dxa"/>
+            <w:bottom w:w="0" w:type="dxa"/>
+            <w:right w:w="108" w:type="dxa"/>
+          </w:tblCellMar>
+        </w:tblPrEx>
+        <w:tc>
+          <w:tcPr>
+            <w:tcW w:w="9571" w:type="dxa"/>
+          </w:tcPr>
+          <w:p>
+            <w:pPr>
+              <w:pStyle w:val="10"/>
+              <w:widowControl w:val="0"/>
+              <w:jc w:val="both"/>
+              <w:rPr>
+                <w:rFonts w:hint="default"/>
+                <w:lang w:val="ru-RU"/>
+              </w:rPr>
+            </w:pPr>
+            <w:r>
+              <w:rPr>
+                <w:rFonts w:hint="default"/>
+                <w:lang w:val="ru-RU"/>
+              </w:rPr>
+              <w:t>procedure TForm1.Button6Click(Sender: TObject);</w:t>
+            </w:r>
+          </w:p>
+          <w:p>
+            <w:pPr>
+              <w:pStyle w:val="10"/>
+              <w:widowControl w:val="0"/>
+              <w:jc w:val="both"/>
+              <w:rPr>
+                <w:rFonts w:hint="default"/>
+                <w:lang w:val="ru-RU"/>
+              </w:rPr>
+            </w:pPr>
+            <w:r>
+              <w:rPr>
+                <w:rFonts w:hint="default"/>
+                <w:lang w:val="ru-RU"/>
+              </w:rPr>
+              <w:t>var a:string;</w:t>
+            </w:r>
+          </w:p>
+          <w:p>
+            <w:pPr>
+              <w:pStyle w:val="10"/>
+              <w:widowControl w:val="0"/>
+              <w:jc w:val="both"/>
+              <w:rPr>
+                <w:rFonts w:hint="default"/>
+                <w:lang w:val="ru-RU"/>
+              </w:rPr>
+            </w:pPr>
+            <w:r>
+              <w:rPr>
+                <w:rFonts w:hint="default"/>
+                <w:lang w:val="ru-RU"/>
+              </w:rPr>
+              <w:t>begin            a:=edit1.Text;</w:t>
+            </w:r>
+          </w:p>
+          <w:p>
+            <w:pPr>
+              <w:pStyle w:val="10"/>
+              <w:widowControl w:val="0"/>
+              <w:jc w:val="both"/>
+              <w:rPr>
+                <w:rFonts w:hint="default"/>
+                <w:lang w:val="ru-RU"/>
+              </w:rPr>
+            </w:pPr>
+            <w:r>
+              <w:rPr>
+                <w:rFonts w:hint="default"/>
+                <w:lang w:val="ru-RU"/>
+              </w:rPr>
+              <w:t xml:space="preserve"> edit1.Text:='1'+a;</w:t>
+            </w:r>
+          </w:p>
+          <w:p>
+            <w:pPr>
+              <w:pStyle w:val="10"/>
+              <w:widowControl w:val="0"/>
+              <w:jc w:val="both"/>
+              <w:rPr>
+                <w:rFonts w:hint="default"/>
+                <w:lang w:val="ru-RU"/>
+              </w:rPr>
+            </w:pPr>
+            <w:r>
+              <w:rPr>
+                <w:rFonts w:hint="default"/>
+                <w:lang w:val="ru-RU"/>
+              </w:rPr>
+              <w:t xml:space="preserve">end;  </w:t>
+            </w:r>
+          </w:p>
+          <w:p>
+            <w:pPr>
+              <w:pStyle w:val="10"/>
+              <w:widowControl w:val="0"/>
+              <w:jc w:val="both"/>
+              <w:rPr>
+                <w:rFonts w:hint="default"/>
+                <w:vertAlign w:val="baseline"/>
+                <w:lang w:val="ru-RU"/>
+              </w:rPr>
+            </w:pPr>
+          </w:p>
+        </w:tc>
+      </w:tr>
+      <w:tr>
+        <w:tblPrEx>
+          <w:tblBorders>
+            <w:top w:val="single" w:color="auto" w:sz="4" w:space="0"/>
+            <w:left w:val="single" w:color="auto" w:sz="4" w:space="0"/>
+            <w:bottom w:val="single" w:color="auto" w:sz="4" w:space="0"/>
+            <w:right w:val="single" w:color="auto" w:sz="4" w:space="0"/>
+            <w:insideH w:val="single" w:color="auto" w:sz="4" w:space="0"/>
+            <w:insideV w:val="single" w:color="auto" w:sz="4" w:space="0"/>
+          </w:tblBorders>
+          <w:tblCellMar>
+            <w:top w:w="0" w:type="dxa"/>
+            <w:left w:w="108" w:type="dxa"/>
+            <w:bottom w:w="0" w:type="dxa"/>
+            <w:right w:w="108" w:type="dxa"/>
+          </w:tblCellMar>
+        </w:tblPrEx>
+        <w:tc>
+          <w:tcPr>
+            <w:tcW w:w="9571" w:type="dxa"/>
+          </w:tcPr>
+          <w:p>
+            <w:pPr>
+              <w:pStyle w:val="10"/>
+              <w:widowControl w:val="0"/>
+              <w:jc w:val="both"/>
+              <w:rPr>
+                <w:rFonts w:hint="default"/>
+                <w:lang w:val="ru-RU"/>
+              </w:rPr>
+            </w:pPr>
+            <w:r>
+              <w:rPr>
+                <w:rFonts w:hint="default"/>
+                <w:lang w:val="ru-RU"/>
+              </w:rPr>
+              <w:t>procedure TForm1.Button7Click(Sender: TObject);</w:t>
+            </w:r>
+          </w:p>
+          <w:p>
+            <w:pPr>
+              <w:pStyle w:val="10"/>
+              <w:widowControl w:val="0"/>
+              <w:jc w:val="both"/>
+              <w:rPr>
+                <w:rFonts w:hint="default"/>
+                <w:lang w:val="ru-RU"/>
+              </w:rPr>
+            </w:pPr>
+            <w:r>
+              <w:rPr>
+                <w:rFonts w:hint="default"/>
+                <w:lang w:val="ru-RU"/>
+              </w:rPr>
+              <w:t>var a:string;</w:t>
+            </w:r>
+          </w:p>
+          <w:p>
+            <w:pPr>
+              <w:pStyle w:val="10"/>
+              <w:widowControl w:val="0"/>
+              <w:jc w:val="both"/>
+              <w:rPr>
+                <w:rFonts w:hint="default"/>
+                <w:lang w:val="ru-RU"/>
+              </w:rPr>
+            </w:pPr>
+            <w:r>
+              <w:rPr>
+                <w:rFonts w:hint="default"/>
+                <w:lang w:val="ru-RU"/>
+              </w:rPr>
+              <w:t>begin            edit1.Text:=edit1.Text+'1';</w:t>
+            </w:r>
+          </w:p>
+          <w:p>
+            <w:pPr>
+              <w:pStyle w:val="10"/>
+              <w:widowControl w:val="0"/>
+              <w:jc w:val="both"/>
+              <w:rPr>
+                <w:rFonts w:hint="default"/>
+                <w:vertAlign w:val="baseline"/>
+                <w:lang w:val="ru-RU"/>
+              </w:rPr>
+            </w:pPr>
+            <w:r>
+              <w:rPr>
+                <w:rFonts w:hint="default"/>
+                <w:lang w:val="ru-RU"/>
+              </w:rPr>
+              <w:t xml:space="preserve">end;  </w:t>
+            </w:r>
+          </w:p>
+        </w:tc>
+      </w:tr>
+    </w:tbl>
+    <w:p>
+      <w:pPr>
+        <w:pStyle w:val="10"/>
+        <w:rPr>
+          <w:rFonts w:hint="default"/>
+          <w:lang w:val="ru-RU"/>
+        </w:rPr>
       </w:pPr>
     </w:p>
     <w:sectPr>
       <w:pgSz w:w="11906" w:h="16838"/>
       <w:pgMar w:top="1134" w:right="850" w:bottom="1134" w:left="1701" w:header="708" w:footer="708" w:gutter="0"/>
-      <w:cols w:space="708"/>
-      <w:docGrid w:linePitch="360"/>
+      <w:cols w:space="708" w:num="1"/>
+      <w:docGrid w:linePitch="360" w:charSpace="0"/>
     </w:sectPr>
   </w:body>
 </w:document>
 </file>
 
 <file path=word/endnotes.xml><?xml version="1.0" encoding="utf-8"?>
-<w:endnotes xmlns:ve="http://schemas.openxmlformats.org/markup-compatibility/2006" xmlns:o="urn:schemas-microsoft-com:office:office" xmlns:r="http://schemas.openxmlformats.org/officeDocument/2006/relationships" xmlns:m="http://schemas.openxmlformats.org/officeDocument/2006/math" xmlns:v="urn:schemas-microsoft-com:vml" xmlns:wp="http://schemas.openxmlformats.org/drawingml/2006/wordprocessingDrawing" xmlns:w10="urn:schemas-microsoft-com:office:word" xmlns:w="http://schemas.openxmlformats.org/wordprocessingml/2006/main" xmlns:wne="http://schemas.microsoft.com/office/word/2006/wordml">
+<w:endnotes xmlns:wpc="http://schemas.microsoft.com/office/word/2010/wordprocessingCanvas" xmlns:mc="http://schemas.openxmlformats.org/markup-compatibility/2006" xmlns:o="urn:schemas-microsoft-com:office:office" xmlns:r="http://schemas.openxmlformats.org/officeDocument/2006/relationships" xmlns:m="http://schemas.openxmlformats.org/officeDocument/2006/math" xmlns:v="urn:schemas-microsoft-com:vml" xmlns:wp14="http://schemas.microsoft.com/office/word/2010/wordprocessingDrawing" xmlns:wp="http://schemas.openxmlformats.org/drawingml/2006/wordprocessingDrawing" xmlns:w="http://schemas.openxmlformats.org/wordprocessingml/2006/main" xmlns:w14="http://schemas.microsoft.com/office/word/2010/wordml" xmlns:w15="http://schemas.microsoft.com/office/word/2012/wordml" xmlns:w10="urn:schemas-microsoft-com:office:word" xmlns:wpg="http://schemas.microsoft.com/office/word/2010/wordprocessingGroup" xmlns:wpi="http://schemas.microsoft.com/office/word/2010/wordprocessingInk" xmlns:wne="http://schemas.microsoft.com/office/word/2006/wordml" xmlns:wps="http://schemas.microsoft.com/office/word/2010/wordprocessingShape" xmlns:wpsCustomData="http://www.wps.cn/officeDocument/2013/wpsCustomData" mc:Ignorable="w14 w15 wp14">
   <w:endnote w:type="separator" w:id="0">
     <w:p>
       <w:pPr>
-        <w:spacing w:after="0" w:line="240" w:lineRule="auto"/>
+        <w:spacing w:line="240" w:lineRule="auto"/>
       </w:pPr>
       <w:r>
         <w:separator/>
@@ -3225,7 +3317,7 @@
   <w:endnote w:type="continuationSeparator" w:id="1">
     <w:p>
       <w:pPr>
-        <w:spacing w:after="0" w:line="240" w:lineRule="auto"/>
+        <w:spacing w:line="240" w:lineRule="auto"/>
       </w:pPr>
       <w:r>
         <w:continuationSeparator/>
@@ -3236,11 +3328,11 @@
 </file>
 
 <file path=word/footnotes.xml><?xml version="1.0" encoding="utf-8"?>
-<w:footnotes xmlns:ve="http://schemas.openxmlformats.org/markup-compatibility/2006" xmlns:o="urn:schemas-microsoft-com:office:office" xmlns:r="http://schemas.openxmlformats.org/officeDocument/2006/relationships" xmlns:m="http://schemas.openxmlformats.org/officeDocument/2006/math" xmlns:v="urn:schemas-microsoft-com:vml" xmlns:wp="http://schemas.openxmlformats.org/drawingml/2006/wordprocessingDrawing" xmlns:w10="urn:schemas-microsoft-com:office:word" xmlns:w="http://schemas.openxmlformats.org/wordprocessingml/2006/main" xmlns:wne="http://schemas.microsoft.com/office/word/2006/wordml">
+<w:footnotes xmlns:wpc="http://schemas.microsoft.com/office/word/2010/wordprocessingCanvas" xmlns:mc="http://schemas.openxmlformats.org/markup-compatibility/2006" xmlns:o="urn:schemas-microsoft-com:office:office" xmlns:r="http://schemas.openxmlformats.org/officeDocument/2006/relationships" xmlns:m="http://schemas.openxmlformats.org/officeDocument/2006/math" xmlns:v="urn:schemas-microsoft-com:vml" xmlns:wp14="http://schemas.microsoft.com/office/word/2010/wordprocessingDrawing" xmlns:wp="http://schemas.openxmlformats.org/drawingml/2006/wordprocessingDrawing" xmlns:w="http://schemas.openxmlformats.org/wordprocessingml/2006/main" xmlns:w14="http://schemas.microsoft.com/office/word/2010/wordml" xmlns:w15="http://schemas.microsoft.com/office/word/2012/wordml" xmlns:w10="urn:schemas-microsoft-com:office:word" xmlns:wpg="http://schemas.microsoft.com/office/word/2010/wordprocessingGroup" xmlns:wpi="http://schemas.microsoft.com/office/word/2010/wordprocessingInk" xmlns:wne="http://schemas.microsoft.com/office/word/2006/wordml" xmlns:wps="http://schemas.microsoft.com/office/word/2010/wordprocessingShape" xmlns:wpsCustomData="http://www.wps.cn/officeDocument/2013/wpsCustomData" mc:Ignorable="w14 w15 wp14">
   <w:footnote w:type="separator" w:id="0">
     <w:p>
       <w:pPr>
-        <w:spacing w:after="0" w:line="240" w:lineRule="auto"/>
+        <w:spacing w:before="0" w:after="0" w:line="276" w:lineRule="auto"/>
       </w:pPr>
       <w:r>
         <w:separator/>
@@ -3250,7 +3342,7 @@
   <w:footnote w:type="continuationSeparator" w:id="1">
     <w:p>
       <w:pPr>
-        <w:spacing w:after="0" w:line="240" w:lineRule="auto"/>
+        <w:spacing w:before="0" w:after="0" w:line="276" w:lineRule="auto"/>
       </w:pPr>
       <w:r>
         <w:continuationSeparator/>
@@ -3261,180 +3353,294 @@
 </file>
 
 <file path=word/styles.xml><?xml version="1.0" encoding="utf-8"?>
-<w:styles xmlns:r="http://schemas.openxmlformats.org/officeDocument/2006/relationships" xmlns:w="http://schemas.openxmlformats.org/wordprocessingml/2006/main">
+<w:styles xmlns:mc="http://schemas.openxmlformats.org/markup-compatibility/2006" xmlns:o="urn:schemas-microsoft-com:office:office" xmlns:r="http://schemas.openxmlformats.org/officeDocument/2006/relationships" xmlns:m="http://schemas.openxmlformats.org/officeDocument/2006/math" xmlns:v="urn:schemas-microsoft-com:vml" xmlns:w="http://schemas.openxmlformats.org/wordprocessingml/2006/main" xmlns:w14="http://schemas.microsoft.com/office/word/2010/wordml" xmlns:w10="urn:schemas-microsoft-com:office:word" xmlns:sl="http://schemas.openxmlformats.org/schemaLibrary/2006/main" xmlns:wpsCustomData="http://www.wps.cn/officeDocument/2013/wpsCustomData" mc:Ignorable="w14">
   <w:docDefaults>
     <w:rPrDefault>
       <w:rPr>
-        <w:rFonts w:asciiTheme="minorHAnsi" w:eastAsiaTheme="minorEastAsia" w:hAnsiTheme="minorHAnsi" w:cstheme="minorBidi"/>
-        <w:sz w:val="22"/>
-        <w:szCs w:val="22"/>
-        <w:lang w:val="ru-RU" w:eastAsia="ru-RU" w:bidi="ar-SA"/>
+        <w:rFonts w:asciiTheme="minorHAnsi" w:hAnsiTheme="minorHAnsi" w:eastAsiaTheme="minorEastAsia" w:cstheme="minorBidi"/>
       </w:rPr>
     </w:rPrDefault>
-    <w:pPrDefault>
-      <w:pPr>
-        <w:spacing w:after="200" w:line="276" w:lineRule="auto"/>
-      </w:pPr>
-    </w:pPrDefault>
+    <w:pPrDefault/>
   </w:docDefaults>
-  <w:latentStyles w:defLockedState="0" w:defUIPriority="99" w:defSemiHidden="1" w:defUnhideWhenUsed="1" w:defQFormat="0" w:count="267">
-    <w:lsdException w:name="Normal" w:semiHidden="0" w:uiPriority="0" w:unhideWhenUsed="0" w:qFormat="1"/>
-    <w:lsdException w:name="heading 1" w:semiHidden="0" w:uiPriority="9" w:unhideWhenUsed="0" w:qFormat="1"/>
-    <w:lsdException w:name="heading 2" w:uiPriority="9" w:qFormat="1"/>
-    <w:lsdException w:name="heading 3" w:uiPriority="9" w:qFormat="1"/>
-    <w:lsdException w:name="heading 4" w:uiPriority="9" w:qFormat="1"/>
-    <w:lsdException w:name="heading 5" w:uiPriority="9" w:qFormat="1"/>
-    <w:lsdException w:name="heading 6" w:uiPriority="9" w:qFormat="1"/>
-    <w:lsdException w:name="heading 7" w:uiPriority="9" w:qFormat="1"/>
-    <w:lsdException w:name="heading 8" w:uiPriority="9" w:qFormat="1"/>
-    <w:lsdException w:name="heading 9" w:uiPriority="9" w:qFormat="1"/>
-    <w:lsdException w:name="toc 1" w:uiPriority="39"/>
-    <w:lsdException w:name="toc 2" w:uiPriority="39"/>
-    <w:lsdException w:name="toc 3" w:uiPriority="39"/>
-    <w:lsdException w:name="toc 4" w:uiPriority="39"/>
-    <w:lsdException w:name="toc 5" w:uiPriority="39"/>
-    <w:lsdException w:name="toc 6" w:uiPriority="39"/>
-    <w:lsdException w:name="toc 7" w:uiPriority="39"/>
-    <w:lsdException w:name="toc 8" w:uiPriority="39"/>
-    <w:lsdException w:name="toc 9" w:uiPriority="39"/>
-    <w:lsdException w:name="caption" w:uiPriority="35" w:qFormat="1"/>
-    <w:lsdException w:name="Title" w:semiHidden="0" w:uiPriority="10" w:unhideWhenUsed="0" w:qFormat="1"/>
-    <w:lsdException w:name="Default Paragraph Font" w:uiPriority="1"/>
-    <w:lsdException w:name="Subtitle" w:semiHidden="0" w:uiPriority="11" w:unhideWhenUsed="0" w:qFormat="1"/>
-    <w:lsdException w:name="Strong" w:semiHidden="0" w:uiPriority="22" w:unhideWhenUsed="0" w:qFormat="1"/>
-    <w:lsdException w:name="Emphasis" w:semiHidden="0" w:uiPriority="20" w:unhideWhenUsed="0" w:qFormat="1"/>
-    <w:lsdException w:name="Table Grid" w:semiHidden="0" w:uiPriority="59" w:unhideWhenUsed="0"/>
-    <w:lsdException w:name="Placeholder Text" w:unhideWhenUsed="0"/>
-    <w:lsdException w:name="No Spacing" w:semiHidden="0" w:uiPriority="1" w:unhideWhenUsed="0" w:qFormat="1"/>
-    <w:lsdException w:name="Light Shading" w:semiHidden="0" w:uiPriority="60" w:unhideWhenUsed="0"/>
-    <w:lsdException w:name="Light List" w:semiHidden="0" w:uiPriority="61" w:unhideWhenUsed="0"/>
-    <w:lsdException w:name="Light Grid" w:semiHidden="0" w:uiPriority="62" w:unhideWhenUsed="0"/>
-    <w:lsdException w:name="Medium Shading 1" w:semiHidden="0" w:uiPriority="63" w:unhideWhenUsed="0"/>
-    <w:lsdException w:name="Medium Shading 2" w:semiHidden="0" w:uiPriority="64" w:unhideWhenUsed="0"/>
-    <w:lsdException w:name="Medium List 1" w:semiHidden="0" w:uiPriority="65" w:unhideWhenUsed="0"/>
-    <w:lsdException w:name="Medium List 2" w:semiHidden="0" w:uiPriority="66" w:unhideWhenUsed="0"/>
-    <w:lsdException w:name="Medium Grid 1" w:semiHidden="0" w:uiPriority="67" w:unhideWhenUsed="0"/>
-    <w:lsdException w:name="Medium Grid 2" w:semiHidden="0" w:uiPriority="68" w:unhideWhenUsed="0"/>
-    <w:lsdException w:name="Medium Grid 3" w:semiHidden="0" w:uiPriority="69" w:unhideWhenUsed="0"/>
-    <w:lsdException w:name="Dark List" w:semiHidden="0" w:uiPriority="70" w:unhideWhenUsed="0"/>
-    <w:lsdException w:name="Colorful Shading" w:semiHidden="0" w:uiPriority="71" w:unhideWhenUsed="0"/>
-    <w:lsdException w:name="Colorful List" w:semiHidden="0" w:uiPriority="72" w:unhideWhenUsed="0"/>
-    <w:lsdException w:name="Colorful Grid" w:semiHidden="0" w:uiPriority="73" w:unhideWhenUsed="0"/>
-    <w:lsdException w:name="Light Shading Accent 1" w:semiHidden="0" w:uiPriority="60" w:unhideWhenUsed="0"/>
-    <w:lsdException w:name="Light List Accent 1" w:semiHidden="0" w:uiPriority="61" w:unhideWhenUsed="0"/>
-    <w:lsdException w:name="Light Grid Accent 1" w:semiHidden="0" w:uiPriority="62" w:unhideWhenUsed="0"/>
-    <w:lsdException w:name="Medium Shading 1 Accent 1" w:semiHidden="0" w:uiPriority="63" w:unhideWhenUsed="0"/>
-    <w:lsdException w:name="Medium Shading 2 Accent 1" w:semiHidden="0" w:uiPriority="64" w:unhideWhenUsed="0"/>
-    <w:lsdException w:name="Medium List 1 Accent 1" w:semiHidden="0" w:uiPriority="65" w:unhideWhenUsed="0"/>
-    <w:lsdException w:name="Revision" w:unhideWhenUsed="0"/>
-    <w:lsdException w:name="List Paragraph" w:semiHidden="0" w:uiPriority="34" w:unhideWhenUsed="0" w:qFormat="1"/>
-    <w:lsdException w:name="Quote" w:semiHidden="0" w:uiPriority="29" w:unhideWhenUsed="0" w:qFormat="1"/>
-    <w:lsdException w:name="Intense Quote" w:semiHidden="0" w:uiPriority="30" w:unhideWhenUsed="0" w:qFormat="1"/>
-    <w:lsdException w:name="Medium List 2 Accent 1" w:semiHidden="0" w:uiPriority="66" w:unhideWhenUsed="0"/>
-    <w:lsdException w:name="Medium Grid 1 Accent 1" w:semiHidden="0" w:uiPriority="67" w:unhideWhenUsed="0"/>
-    <w:lsdException w:name="Medium Grid 2 Accent 1" w:semiHidden="0" w:uiPriority="68" w:unhideWhenUsed="0"/>
-    <w:lsdException w:name="Medium Grid 3 Accent 1" w:semiHidden="0" w:uiPriority="69" w:unhideWhenUsed="0"/>
-    <w:lsdException w:name="Dark List Accent 1" w:semiHidden="0" w:uiPriority="70" w:unhideWhenUsed="0"/>
-    <w:lsdException w:name="Colorful Shading Accent 1" w:semiHidden="0" w:uiPriority="71" w:unhideWhenUsed="0"/>
-    <w:lsdException w:name="Colorful List Accent 1" w:semiHidden="0" w:uiPriority="72" w:unhideWhenUsed="0"/>
-    <w:lsdException w:name="Colorful Grid Accent 1" w:semiHidden="0" w:uiPriority="73" w:unhideWhenUsed="0"/>
-    <w:lsdException w:name="Light Shading Accent 2" w:semiHidden="0" w:uiPriority="60" w:unhideWhenUsed="0"/>
-    <w:lsdException w:name="Light List Accent 2" w:semiHidden="0" w:uiPriority="61" w:unhideWhenUsed="0"/>
-    <w:lsdException w:name="Light Grid Accent 2" w:semiHidden="0" w:uiPriority="62" w:unhideWhenUsed="0"/>
-    <w:lsdException w:name="Medium Shading 1 Accent 2" w:semiHidden="0" w:uiPriority="63" w:unhideWhenUsed="0"/>
-    <w:lsdException w:name="Medium Shading 2 Accent 2" w:semiHidden="0" w:uiPriority="64" w:unhideWhenUsed="0"/>
-    <w:lsdException w:name="Medium List 1 Accent 2" w:semiHidden="0" w:uiPriority="65" w:unhideWhenUsed="0"/>
-    <w:lsdException w:name="Medium List 2 Accent 2" w:semiHidden="0" w:uiPriority="66" w:unhideWhenUsed="0"/>
-    <w:lsdException w:name="Medium Grid 1 Accent 2" w:semiHidden="0" w:uiPriority="67" w:unhideWhenUsed="0"/>
-    <w:lsdException w:name="Medium Grid 2 Accent 2" w:semiHidden="0" w:uiPriority="68" w:unhideWhenUsed="0"/>
-    <w:lsdException w:name="Medium Grid 3 Accent 2" w:semiHidden="0" w:uiPriority="69" w:unhideWhenUsed="0"/>
-    <w:lsdException w:name="Dark List Accent 2" w:semiHidden="0" w:uiPriority="70" w:unhideWhenUsed="0"/>
-    <w:lsdException w:name="Colorful Shading Accent 2" w:semiHidden="0" w:uiPriority="71" w:unhideWhenUsed="0"/>
-    <w:lsdException w:name="Colorful List Accent 2" w:semiHidden="0" w:uiPriority="72" w:unhideWhenUsed="0"/>
-    <w:lsdException w:name="Colorful Grid Accent 2" w:semiHidden="0" w:uiPriority="73" w:unhideWhenUsed="0"/>
-    <w:lsdException w:name="Light Shading Accent 3" w:semiHidden="0" w:uiPriority="60" w:unhideWhenUsed="0"/>
-    <w:lsdException w:name="Light List Accent 3" w:semiHidden="0" w:uiPriority="61" w:unhideWhenUsed="0"/>
-    <w:lsdException w:name="Light Grid Accent 3" w:semiHidden="0" w:uiPriority="62" w:unhideWhenUsed="0"/>
-    <w:lsdException w:name="Medium Shading 1 Accent 3" w:semiHidden="0" w:uiPriority="63" w:unhideWhenUsed="0"/>
-    <w:lsdException w:name="Medium Shading 2 Accent 3" w:semiHidden="0" w:uiPriority="64" w:unhideWhenUsed="0"/>
-    <w:lsdException w:name="Medium List 1 Accent 3" w:semiHidden="0" w:uiPriority="65" w:unhideWhenUsed="0"/>
-    <w:lsdException w:name="Medium List 2 Accent 3" w:semiHidden="0" w:uiPriority="66" w:unhideWhenUsed="0"/>
-    <w:lsdException w:name="Medium Grid 1 Accent 3" w:semiHidden="0" w:uiPriority="67" w:unhideWhenUsed="0"/>
-    <w:lsdException w:name="Medium Grid 2 Accent 3" w:semiHidden="0" w:uiPriority="68" w:unhideWhenUsed="0"/>
-    <w:lsdException w:name="Medium Grid 3 Accent 3" w:semiHidden="0" w:uiPriority="69" w:unhideWhenUsed="0"/>
-    <w:lsdException w:name="Dark List Accent 3" w:semiHidden="0" w:uiPriority="70" w:unhideWhenUsed="0"/>
-    <w:lsdException w:name="Colorful Shading Accent 3" w:semiHidden="0" w:uiPriority="71" w:unhideWhenUsed="0"/>
-    <w:lsdException w:name="Colorful List Accent 3" w:semiHidden="0" w:uiPriority="72" w:unhideWhenUsed="0"/>
-    <w:lsdException w:name="Colorful Grid Accent 3" w:semiHidden="0" w:uiPriority="73" w:unhideWhenUsed="0"/>
-    <w:lsdException w:name="Light Shading Accent 4" w:semiHidden="0" w:uiPriority="60" w:unhideWhenUsed="0"/>
-    <w:lsdException w:name="Light List Accent 4" w:semiHidden="0" w:uiPriority="61" w:unhideWhenUsed="0"/>
-    <w:lsdException w:name="Light Grid Accent 4" w:semiHidden="0" w:uiPriority="62" w:unhideWhenUsed="0"/>
-    <w:lsdException w:name="Medium Shading 1 Accent 4" w:semiHidden="0" w:uiPriority="63" w:unhideWhenUsed="0"/>
-    <w:lsdException w:name="Medium Shading 2 Accent 4" w:semiHidden="0" w:uiPriority="64" w:unhideWhenUsed="0"/>
-    <w:lsdException w:name="Medium List 1 Accent 4" w:semiHidden="0" w:uiPriority="65" w:unhideWhenUsed="0"/>
-    <w:lsdException w:name="Medium List 2 Accent 4" w:semiHidden="0" w:uiPriority="66" w:unhideWhenUsed="0"/>
-    <w:lsdException w:name="Medium Grid 1 Accent 4" w:semiHidden="0" w:uiPriority="67" w:unhideWhenUsed="0"/>
-    <w:lsdException w:name="Medium Grid 2 Accent 4" w:semiHidden="0" w:uiPriority="68" w:unhideWhenUsed="0"/>
-    <w:lsdException w:name="Medium Grid 3 Accent 4" w:semiHidden="0" w:uiPriority="69" w:unhideWhenUsed="0"/>
-    <w:lsdException w:name="Dark List Accent 4" w:semiHidden="0" w:uiPriority="70" w:unhideWhenUsed="0"/>
-    <w:lsdException w:name="Colorful Shading Accent 4" w:semiHidden="0" w:uiPriority="71" w:unhideWhenUsed="0"/>
-    <w:lsdException w:name="Colorful List Accent 4" w:semiHidden="0" w:uiPriority="72" w:unhideWhenUsed="0"/>
-    <w:lsdException w:name="Colorful Grid Accent 4" w:semiHidden="0" w:uiPriority="73" w:unhideWhenUsed="0"/>
-    <w:lsdException w:name="Light Shading Accent 5" w:semiHidden="0" w:uiPriority="60" w:unhideWhenUsed="0"/>
-    <w:lsdException w:name="Light List Accent 5" w:semiHidden="0" w:uiPriority="61" w:unhideWhenUsed="0"/>
-    <w:lsdException w:name="Light Grid Accent 5" w:semiHidden="0" w:uiPriority="62" w:unhideWhenUsed="0"/>
-    <w:lsdException w:name="Medium Shading 1 Accent 5" w:semiHidden="0" w:uiPriority="63" w:unhideWhenUsed="0"/>
-    <w:lsdException w:name="Medium Shading 2 Accent 5" w:semiHidden="0" w:uiPriority="64" w:unhideWhenUsed="0"/>
-    <w:lsdException w:name="Medium List 1 Accent 5" w:semiHidden="0" w:uiPriority="65" w:unhideWhenUsed="0"/>
-    <w:lsdException w:name="Medium List 2 Accent 5" w:semiHidden="0" w:uiPriority="66" w:unhideWhenUsed="0"/>
-    <w:lsdException w:name="Medium Grid 1 Accent 5" w:semiHidden="0" w:uiPriority="67" w:unhideWhenUsed="0"/>
-    <w:lsdException w:name="Medium Grid 2 Accent 5" w:semiHidden="0" w:uiPriority="68" w:unhideWhenUsed="0"/>
-    <w:lsdException w:name="Medium Grid 3 Accent 5" w:semiHidden="0" w:uiPriority="69" w:unhideWhenUsed="0"/>
-    <w:lsdException w:name="Dark List Accent 5" w:semiHidden="0" w:uiPriority="70" w:unhideWhenUsed="0"/>
-    <w:lsdException w:name="Colorful Shading Accent 5" w:semiHidden="0" w:uiPriority="71" w:unhideWhenUsed="0"/>
-    <w:lsdException w:name="Colorful List Accent 5" w:semiHidden="0" w:uiPriority="72" w:unhideWhenUsed="0"/>
-    <w:lsdException w:name="Colorful Grid Accent 5" w:semiHidden="0" w:uiPriority="73" w:unhideWhenUsed="0"/>
-    <w:lsdException w:name="Light Shading Accent 6" w:semiHidden="0" w:uiPriority="60" w:unhideWhenUsed="0"/>
-    <w:lsdException w:name="Light List Accent 6" w:semiHidden="0" w:uiPriority="61" w:unhideWhenUsed="0"/>
-    <w:lsdException w:name="Light Grid Accent 6" w:semiHidden="0" w:uiPriority="62" w:unhideWhenUsed="0"/>
-    <w:lsdException w:name="Medium Shading 1 Accent 6" w:semiHidden="0" w:uiPriority="63" w:unhideWhenUsed="0"/>
-    <w:lsdException w:name="Medium Shading 2 Accent 6" w:semiHidden="0" w:uiPriority="64" w:unhideWhenUsed="0"/>
-    <w:lsdException w:name="Medium List 1 Accent 6" w:semiHidden="0" w:uiPriority="65" w:unhideWhenUsed="0"/>
-    <w:lsdException w:name="Medium List 2 Accent 6" w:semiHidden="0" w:uiPriority="66" w:unhideWhenUsed="0"/>
-    <w:lsdException w:name="Medium Grid 1 Accent 6" w:semiHidden="0" w:uiPriority="67" w:unhideWhenUsed="0"/>
-    <w:lsdException w:name="Medium Grid 2 Accent 6" w:semiHidden="0" w:uiPriority="68" w:unhideWhenUsed="0"/>
-    <w:lsdException w:name="Medium Grid 3 Accent 6" w:semiHidden="0" w:uiPriority="69" w:unhideWhenUsed="0"/>
-    <w:lsdException w:name="Dark List Accent 6" w:semiHidden="0" w:uiPriority="70" w:unhideWhenUsed="0"/>
-    <w:lsdException w:name="Colorful Shading Accent 6" w:semiHidden="0" w:uiPriority="71" w:unhideWhenUsed="0"/>
-    <w:lsdException w:name="Colorful List Accent 6" w:semiHidden="0" w:uiPriority="72" w:unhideWhenUsed="0"/>
-    <w:lsdException w:name="Colorful Grid Accent 6" w:semiHidden="0" w:uiPriority="73" w:unhideWhenUsed="0"/>
-    <w:lsdException w:name="Subtle Emphasis" w:semiHidden="0" w:uiPriority="19" w:unhideWhenUsed="0" w:qFormat="1"/>
-    <w:lsdException w:name="Intense Emphasis" w:semiHidden="0" w:uiPriority="21" w:unhideWhenUsed="0" w:qFormat="1"/>
-    <w:lsdException w:name="Subtle Reference" w:semiHidden="0" w:uiPriority="31" w:unhideWhenUsed="0" w:qFormat="1"/>
-    <w:lsdException w:name="Intense Reference" w:semiHidden="0" w:uiPriority="32" w:unhideWhenUsed="0" w:qFormat="1"/>
-    <w:lsdException w:name="Book Title" w:semiHidden="0" w:uiPriority="33" w:unhideWhenUsed="0" w:qFormat="1"/>
-    <w:lsdException w:name="Bibliography" w:uiPriority="37"/>
-    <w:lsdException w:name="TOC Heading" w:uiPriority="39" w:qFormat="1"/>
+  <w:latentStyles w:count="260" w:defQFormat="0" w:defUnhideWhenUsed="1" w:defSemiHidden="1" w:defUIPriority="99" w:defLockedState="0">
+    <w:lsdException w:qFormat="1" w:unhideWhenUsed="0" w:uiPriority="0" w:semiHidden="0" w:name="Normal"/>
+    <w:lsdException w:qFormat="1" w:unhideWhenUsed="0" w:uiPriority="9" w:semiHidden="0" w:name="heading 1"/>
+    <w:lsdException w:qFormat="1" w:uiPriority="9" w:name="heading 2"/>
+    <w:lsdException w:qFormat="1" w:uiPriority="9" w:name="heading 3"/>
+    <w:lsdException w:qFormat="1" w:uiPriority="9" w:name="heading 4"/>
+    <w:lsdException w:qFormat="1" w:uiPriority="9" w:name="heading 5"/>
+    <w:lsdException w:qFormat="1" w:uiPriority="9" w:name="heading 6"/>
+    <w:lsdException w:qFormat="1" w:uiPriority="9" w:name="heading 7"/>
+    <w:lsdException w:qFormat="1" w:uiPriority="9" w:name="heading 8"/>
+    <w:lsdException w:qFormat="1" w:uiPriority="9" w:name="heading 9"/>
+    <w:lsdException w:uiPriority="99" w:name="index 1"/>
+    <w:lsdException w:uiPriority="99" w:name="index 2"/>
+    <w:lsdException w:uiPriority="99" w:name="index 3"/>
+    <w:lsdException w:uiPriority="99" w:name="index 4"/>
+    <w:lsdException w:uiPriority="99" w:name="index 5"/>
+    <w:lsdException w:uiPriority="99" w:name="index 6"/>
+    <w:lsdException w:uiPriority="99" w:name="index 7"/>
+    <w:lsdException w:uiPriority="99" w:name="index 8"/>
+    <w:lsdException w:uiPriority="99" w:name="index 9"/>
+    <w:lsdException w:uiPriority="39" w:name="toc 1"/>
+    <w:lsdException w:uiPriority="39" w:name="toc 2"/>
+    <w:lsdException w:uiPriority="39" w:name="toc 3"/>
+    <w:lsdException w:uiPriority="39" w:name="toc 4"/>
+    <w:lsdException w:uiPriority="39" w:name="toc 5"/>
+    <w:lsdException w:uiPriority="39" w:name="toc 6"/>
+    <w:lsdException w:uiPriority="39" w:name="toc 7"/>
+    <w:lsdException w:uiPriority="39" w:name="toc 8"/>
+    <w:lsdException w:uiPriority="39" w:name="toc 9"/>
+    <w:lsdException w:uiPriority="99" w:name="Normal Indent"/>
+    <w:lsdException w:uiPriority="99" w:name="footnote text"/>
+    <w:lsdException w:uiPriority="99" w:name="annotation text"/>
+    <w:lsdException w:qFormat="1" w:uiPriority="99" w:name="header"/>
+    <w:lsdException w:qFormat="1" w:uiPriority="99" w:name="footer"/>
+    <w:lsdException w:uiPriority="99" w:name="index heading"/>
+    <w:lsdException w:qFormat="1" w:uiPriority="35" w:name="caption"/>
+    <w:lsdException w:uiPriority="99" w:name="table of figures"/>
+    <w:lsdException w:uiPriority="99" w:name="envelope address"/>
+    <w:lsdException w:uiPriority="99" w:name="envelope return"/>
+    <w:lsdException w:uiPriority="99" w:name="footnote reference"/>
+    <w:lsdException w:uiPriority="99" w:name="annotation reference"/>
+    <w:lsdException w:uiPriority="99" w:name="line number"/>
+    <w:lsdException w:uiPriority="99" w:name="page number"/>
+    <w:lsdException w:uiPriority="99" w:name="endnote reference"/>
+    <w:lsdException w:uiPriority="99" w:name="endnote text"/>
+    <w:lsdException w:uiPriority="99" w:name="table of authorities"/>
+    <w:lsdException w:uiPriority="99" w:name="macro"/>
+    <w:lsdException w:uiPriority="99" w:name="toa heading"/>
+    <w:lsdException w:uiPriority="99" w:name="List"/>
+    <w:lsdException w:uiPriority="99" w:name="List Bullet"/>
+    <w:lsdException w:uiPriority="99" w:name="List Number"/>
+    <w:lsdException w:uiPriority="99" w:name="List 2"/>
+    <w:lsdException w:uiPriority="99" w:name="List 3"/>
+    <w:lsdException w:uiPriority="99" w:name="List 4"/>
+    <w:lsdException w:uiPriority="99" w:name="List 5"/>
+    <w:lsdException w:uiPriority="99" w:name="List Bullet 2"/>
+    <w:lsdException w:uiPriority="99" w:name="List Bullet 3"/>
+    <w:lsdException w:uiPriority="99" w:name="List Bullet 4"/>
+    <w:lsdException w:uiPriority="99" w:name="List Bullet 5"/>
+    <w:lsdException w:uiPriority="99" w:name="List Number 2"/>
+    <w:lsdException w:uiPriority="99" w:name="List Number 3"/>
+    <w:lsdException w:uiPriority="99" w:name="List Number 4"/>
+    <w:lsdException w:uiPriority="99" w:name="List Number 5"/>
+    <w:lsdException w:qFormat="1" w:unhideWhenUsed="0" w:uiPriority="10" w:semiHidden="0" w:name="Title"/>
+    <w:lsdException w:uiPriority="99" w:name="Closing"/>
+    <w:lsdException w:uiPriority="99" w:name="Signature"/>
+    <w:lsdException w:qFormat="1" w:uiPriority="1" w:name="Default Paragraph Font"/>
+    <w:lsdException w:uiPriority="99" w:name="Body Text"/>
+    <w:lsdException w:uiPriority="99" w:name="Body Text Indent"/>
+    <w:lsdException w:uiPriority="99" w:name="List Continue"/>
+    <w:lsdException w:uiPriority="99" w:name="List Continue 2"/>
+    <w:lsdException w:uiPriority="99" w:name="List Continue 3"/>
+    <w:lsdException w:uiPriority="99" w:name="List Continue 4"/>
+    <w:lsdException w:uiPriority="99" w:name="List Continue 5"/>
+    <w:lsdException w:uiPriority="99" w:name="Message Header"/>
+    <w:lsdException w:qFormat="1" w:unhideWhenUsed="0" w:uiPriority="11" w:semiHidden="0" w:name="Subtitle"/>
+    <w:lsdException w:uiPriority="99" w:name="Salutation"/>
+    <w:lsdException w:uiPriority="99" w:name="Date"/>
+    <w:lsdException w:uiPriority="99" w:name="Body Text First Indent"/>
+    <w:lsdException w:uiPriority="99" w:name="Body Text First Indent 2"/>
+    <w:lsdException w:uiPriority="99" w:name="Note Heading"/>
+    <w:lsdException w:uiPriority="99" w:name="Body Text 2"/>
+    <w:lsdException w:uiPriority="99" w:name="Body Text 3"/>
+    <w:lsdException w:uiPriority="99" w:name="Body Text Indent 2"/>
+    <w:lsdException w:uiPriority="99" w:name="Body Text Indent 3"/>
+    <w:lsdException w:uiPriority="99" w:name="Block Text"/>
+    <w:lsdException w:qFormat="1" w:uiPriority="99" w:semiHidden="0" w:name="Hyperlink"/>
+    <w:lsdException w:uiPriority="99" w:name="FollowedHyperlink"/>
+    <w:lsdException w:qFormat="1" w:unhideWhenUsed="0" w:uiPriority="22" w:semiHidden="0" w:name="Strong"/>
+    <w:lsdException w:qFormat="1" w:unhideWhenUsed="0" w:uiPriority="20" w:semiHidden="0" w:name="Emphasis"/>
+    <w:lsdException w:qFormat="1" w:uiPriority="99" w:name="Document Map"/>
+    <w:lsdException w:uiPriority="99" w:name="Plain Text"/>
+    <w:lsdException w:uiPriority="99" w:name="E-mail Signature"/>
+    <w:lsdException w:uiPriority="99" w:name="Normal (Web)"/>
+    <w:lsdException w:uiPriority="99" w:name="HTML Acronym"/>
+    <w:lsdException w:uiPriority="99" w:name="HTML Address"/>
+    <w:lsdException w:uiPriority="99" w:name="HTML Cite"/>
+    <w:lsdException w:uiPriority="99" w:name="HTML Code"/>
+    <w:lsdException w:uiPriority="99" w:name="HTML Definition"/>
+    <w:lsdException w:uiPriority="99" w:name="HTML Keyboard"/>
+    <w:lsdException w:uiPriority="99" w:name="HTML Preformatted"/>
+    <w:lsdException w:uiPriority="99" w:name="HTML Sample"/>
+    <w:lsdException w:uiPriority="99" w:name="HTML Typewriter"/>
+    <w:lsdException w:uiPriority="99" w:name="HTML Variable"/>
+    <w:lsdException w:qFormat="1" w:uiPriority="99" w:name="Normal Table"/>
+    <w:lsdException w:uiPriority="99" w:name="annotation subject"/>
+    <w:lsdException w:uiPriority="99" w:name="Table Simple 1"/>
+    <w:lsdException w:uiPriority="99" w:name="Table Simple 2"/>
+    <w:lsdException w:uiPriority="99" w:name="Table Simple 3"/>
+    <w:lsdException w:uiPriority="99" w:name="Table Classic 1"/>
+    <w:lsdException w:uiPriority="99" w:name="Table Classic 2"/>
+    <w:lsdException w:uiPriority="99" w:name="Table Classic 3"/>
+    <w:lsdException w:uiPriority="99" w:name="Table Classic 4"/>
+    <w:lsdException w:uiPriority="99" w:name="Table Colorful 1"/>
+    <w:lsdException w:uiPriority="99" w:name="Table Colorful 2"/>
+    <w:lsdException w:uiPriority="99" w:name="Table Colorful 3"/>
+    <w:lsdException w:uiPriority="99" w:name="Table Columns 1"/>
+    <w:lsdException w:uiPriority="99" w:name="Table Columns 2"/>
+    <w:lsdException w:uiPriority="99" w:name="Table Columns 3"/>
+    <w:lsdException w:uiPriority="99" w:name="Table Columns 4"/>
+    <w:lsdException w:uiPriority="99" w:name="Table Columns 5"/>
+    <w:lsdException w:uiPriority="99" w:name="Table Grid 1"/>
+    <w:lsdException w:uiPriority="99" w:name="Table Grid 2"/>
+    <w:lsdException w:uiPriority="99" w:name="Table Grid 3"/>
+    <w:lsdException w:uiPriority="99" w:name="Table Grid 4"/>
+    <w:lsdException w:uiPriority="99" w:name="Table Grid 5"/>
+    <w:lsdException w:uiPriority="99" w:name="Table Grid 6"/>
+    <w:lsdException w:uiPriority="99" w:name="Table Grid 7"/>
+    <w:lsdException w:uiPriority="99" w:name="Table Grid 8"/>
+    <w:lsdException w:uiPriority="99" w:name="Table List 1"/>
+    <w:lsdException w:uiPriority="99" w:name="Table List 2"/>
+    <w:lsdException w:uiPriority="99" w:name="Table List 3"/>
+    <w:lsdException w:uiPriority="99" w:name="Table List 4"/>
+    <w:lsdException w:uiPriority="99" w:name="Table List 5"/>
+    <w:lsdException w:uiPriority="99" w:name="Table List 6"/>
+    <w:lsdException w:uiPriority="99" w:name="Table List 7"/>
+    <w:lsdException w:uiPriority="99" w:name="Table List 8"/>
+    <w:lsdException w:uiPriority="99" w:name="Table 3D effects 1"/>
+    <w:lsdException w:uiPriority="99" w:name="Table 3D effects 2"/>
+    <w:lsdException w:uiPriority="99" w:name="Table 3D effects 3"/>
+    <w:lsdException w:uiPriority="99" w:name="Table Contemporary"/>
+    <w:lsdException w:uiPriority="99" w:name="Table Elegant"/>
+    <w:lsdException w:uiPriority="99" w:name="Table Professional"/>
+    <w:lsdException w:uiPriority="99" w:name="Table Subtle 1"/>
+    <w:lsdException w:uiPriority="99" w:name="Table Subtle 2"/>
+    <w:lsdException w:uiPriority="99" w:name="Table Web 1"/>
+    <w:lsdException w:uiPriority="99" w:name="Table Web 2"/>
+    <w:lsdException w:uiPriority="99" w:name="Table Web 3"/>
+    <w:lsdException w:qFormat="1" w:uiPriority="99" w:name="Balloon Text"/>
+    <w:lsdException w:qFormat="1" w:unhideWhenUsed="0" w:uiPriority="59" w:semiHidden="0" w:name="Table Grid"/>
+    <w:lsdException w:uiPriority="99" w:name="Table Theme"/>
+    <w:lsdException w:qFormat="1" w:unhideWhenUsed="0" w:uiPriority="1" w:semiHidden="0" w:name="No Spacing"/>
+    <w:lsdException w:unhideWhenUsed="0" w:uiPriority="60" w:semiHidden="0" w:name="Light Shading"/>
+    <w:lsdException w:unhideWhenUsed="0" w:uiPriority="61" w:semiHidden="0" w:name="Light List"/>
+    <w:lsdException w:unhideWhenUsed="0" w:uiPriority="62" w:semiHidden="0" w:name="Light Grid"/>
+    <w:lsdException w:unhideWhenUsed="0" w:uiPriority="63" w:semiHidden="0" w:name="Medium Shading 1"/>
+    <w:lsdException w:unhideWhenUsed="0" w:uiPriority="64" w:semiHidden="0" w:name="Medium Shading 2"/>
+    <w:lsdException w:unhideWhenUsed="0" w:uiPriority="65" w:semiHidden="0" w:name="Medium List 1"/>
+    <w:lsdException w:unhideWhenUsed="0" w:uiPriority="66" w:semiHidden="0" w:name="Medium List 2"/>
+    <w:lsdException w:unhideWhenUsed="0" w:uiPriority="67" w:semiHidden="0" w:name="Medium Grid 1"/>
+    <w:lsdException w:unhideWhenUsed="0" w:uiPriority="68" w:semiHidden="0" w:name="Medium Grid 2"/>
+    <w:lsdException w:unhideWhenUsed="0" w:uiPriority="69" w:semiHidden="0" w:name="Medium Grid 3"/>
+    <w:lsdException w:unhideWhenUsed="0" w:uiPriority="70" w:semiHidden="0" w:name="Dark List"/>
+    <w:lsdException w:unhideWhenUsed="0" w:uiPriority="71" w:semiHidden="0" w:name="Colorful Shading"/>
+    <w:lsdException w:unhideWhenUsed="0" w:uiPriority="72" w:semiHidden="0" w:name="Colorful List"/>
+    <w:lsdException w:unhideWhenUsed="0" w:uiPriority="73" w:semiHidden="0" w:name="Colorful Grid"/>
+    <w:lsdException w:unhideWhenUsed="0" w:uiPriority="60" w:semiHidden="0" w:name="Light Shading Accent 1"/>
+    <w:lsdException w:unhideWhenUsed="0" w:uiPriority="61" w:semiHidden="0" w:name="Light List Accent 1"/>
+    <w:lsdException w:unhideWhenUsed="0" w:uiPriority="62" w:semiHidden="0" w:name="Light Grid Accent 1"/>
+    <w:lsdException w:unhideWhenUsed="0" w:uiPriority="63" w:semiHidden="0" w:name="Medium Shading 1 Accent 1"/>
+    <w:lsdException w:unhideWhenUsed="0" w:uiPriority="64" w:semiHidden="0" w:name="Medium Shading 2 Accent 1"/>
+    <w:lsdException w:unhideWhenUsed="0" w:uiPriority="65" w:semiHidden="0" w:name="Medium List 1 Accent 1"/>
+    <w:lsdException w:unhideWhenUsed="0" w:uiPriority="66" w:semiHidden="0" w:name="Medium List 2 Accent 1"/>
+    <w:lsdException w:unhideWhenUsed="0" w:uiPriority="67" w:semiHidden="0" w:name="Medium Grid 1 Accent 1"/>
+    <w:lsdException w:unhideWhenUsed="0" w:uiPriority="68" w:semiHidden="0" w:name="Medium Grid 2 Accent 1"/>
+    <w:lsdException w:unhideWhenUsed="0" w:uiPriority="69" w:semiHidden="0" w:name="Medium Grid 3 Accent 1"/>
+    <w:lsdException w:unhideWhenUsed="0" w:uiPriority="70" w:semiHidden="0" w:name="Dark List Accent 1"/>
+    <w:lsdException w:unhideWhenUsed="0" w:uiPriority="71" w:semiHidden="0" w:name="Colorful Shading Accent 1"/>
+    <w:lsdException w:unhideWhenUsed="0" w:uiPriority="72" w:semiHidden="0" w:name="Colorful List Accent 1"/>
+    <w:lsdException w:unhideWhenUsed="0" w:uiPriority="73" w:semiHidden="0" w:name="Colorful Grid Accent 1"/>
+    <w:lsdException w:unhideWhenUsed="0" w:uiPriority="60" w:semiHidden="0" w:name="Light Shading Accent 2"/>
+    <w:lsdException w:unhideWhenUsed="0" w:uiPriority="61" w:semiHidden="0" w:name="Light List Accent 2"/>
+    <w:lsdException w:unhideWhenUsed="0" w:uiPriority="62" w:semiHidden="0" w:name="Light Grid Accent 2"/>
+    <w:lsdException w:unhideWhenUsed="0" w:uiPriority="63" w:semiHidden="0" w:name="Medium Shading 1 Accent 2"/>
+    <w:lsdException w:unhideWhenUsed="0" w:uiPriority="64" w:semiHidden="0" w:name="Medium Shading 2 Accent 2"/>
+    <w:lsdException w:unhideWhenUsed="0" w:uiPriority="65" w:semiHidden="0" w:name="Medium List 1 Accent 2"/>
+    <w:lsdException w:unhideWhenUsed="0" w:uiPriority="66" w:semiHidden="0" w:name="Medium List 2 Accent 2"/>
+    <w:lsdException w:unhideWhenUsed="0" w:uiPriority="67" w:semiHidden="0" w:name="Medium Grid 1 Accent 2"/>
+    <w:lsdException w:unhideWhenUsed="0" w:uiPriority="68" w:semiHidden="0" w:name="Medium Grid 2 Accent 2"/>
+    <w:lsdException w:unhideWhenUsed="0" w:uiPriority="69" w:semiHidden="0" w:name="Medium Grid 3 Accent 2"/>
+    <w:lsdException w:unhideWhenUsed="0" w:uiPriority="70" w:semiHidden="0" w:name="Dark List Accent 2"/>
+    <w:lsdException w:unhideWhenUsed="0" w:uiPriority="71" w:semiHidden="0" w:name="Colorful Shading Accent 2"/>
+    <w:lsdException w:unhideWhenUsed="0" w:uiPriority="72" w:semiHidden="0" w:name="Colorful List Accent 2"/>
+    <w:lsdException w:unhideWhenUsed="0" w:uiPriority="73" w:semiHidden="0" w:name="Colorful Grid Accent 2"/>
+    <w:lsdException w:unhideWhenUsed="0" w:uiPriority="60" w:semiHidden="0" w:name="Light Shading Accent 3"/>
+    <w:lsdException w:unhideWhenUsed="0" w:uiPriority="61" w:semiHidden="0" w:name="Light List Accent 3"/>
+    <w:lsdException w:unhideWhenUsed="0" w:uiPriority="62" w:semiHidden="0" w:name="Light Grid Accent 3"/>
+    <w:lsdException w:unhideWhenUsed="0" w:uiPriority="63" w:semiHidden="0" w:name="Medium Shading 1 Accent 3"/>
+    <w:lsdException w:unhideWhenUsed="0" w:uiPriority="64" w:semiHidden="0" w:name="Medium Shading 2 Accent 3"/>
+    <w:lsdException w:unhideWhenUsed="0" w:uiPriority="65" w:semiHidden="0" w:name="Medium List 1 Accent 3"/>
+    <w:lsdException w:unhideWhenUsed="0" w:uiPriority="66" w:semiHidden="0" w:name="Medium List 2 Accent 3"/>
+    <w:lsdException w:unhideWhenUsed="0" w:uiPriority="67" w:semiHidden="0" w:name="Medium Grid 1 Accent 3"/>
+    <w:lsdException w:unhideWhenUsed="0" w:uiPriority="68" w:semiHidden="0" w:name="Medium Grid 2 Accent 3"/>
+    <w:lsdException w:unhideWhenUsed="0" w:uiPriority="69" w:semiHidden="0" w:name="Medium Grid 3 Accent 3"/>
+    <w:lsdException w:unhideWhenUsed="0" w:uiPriority="70" w:semiHidden="0" w:name="Dark List Accent 3"/>
+    <w:lsdException w:unhideWhenUsed="0" w:uiPriority="71" w:semiHidden="0" w:name="Colorful Shading Accent 3"/>
+    <w:lsdException w:unhideWhenUsed="0" w:uiPriority="72" w:semiHidden="0" w:name="Colorful List Accent 3"/>
+    <w:lsdException w:unhideWhenUsed="0" w:uiPriority="73" w:semiHidden="0" w:name="Colorful Grid Accent 3"/>
+    <w:lsdException w:unhideWhenUsed="0" w:uiPriority="60" w:semiHidden="0" w:name="Light Shading Accent 4"/>
+    <w:lsdException w:unhideWhenUsed="0" w:uiPriority="61" w:semiHidden="0" w:name="Light List Accent 4"/>
+    <w:lsdException w:unhideWhenUsed="0" w:uiPriority="62" w:semiHidden="0" w:name="Light Grid Accent 4"/>
+    <w:lsdException w:unhideWhenUsed="0" w:uiPriority="63" w:semiHidden="0" w:name="Medium Shading 1 Accent 4"/>
+    <w:lsdException w:unhideWhenUsed="0" w:uiPriority="64" w:semiHidden="0" w:name="Medium Shading 2 Accent 4"/>
+    <w:lsdException w:unhideWhenUsed="0" w:uiPriority="65" w:semiHidden="0" w:name="Medium List 1 Accent 4"/>
+    <w:lsdException w:unhideWhenUsed="0" w:uiPriority="66" w:semiHidden="0" w:name="Medium List 2 Accent 4"/>
+    <w:lsdException w:unhideWhenUsed="0" w:uiPriority="67" w:semiHidden="0" w:name="Medium Grid 1 Accent 4"/>
+    <w:lsdException w:unhideWhenUsed="0" w:uiPriority="68" w:semiHidden="0" w:name="Medium Grid 2 Accent 4"/>
+    <w:lsdException w:unhideWhenUsed="0" w:uiPriority="69" w:semiHidden="0" w:name="Medium Grid 3 Accent 4"/>
+    <w:lsdException w:unhideWhenUsed="0" w:uiPriority="70" w:semiHidden="0" w:name="Dark List Accent 4"/>
+    <w:lsdException w:unhideWhenUsed="0" w:uiPriority="71" w:semiHidden="0" w:name="Colorful Shading Accent 4"/>
+    <w:lsdException w:unhideWhenUsed="0" w:uiPriority="72" w:semiHidden="0" w:name="Colorful List Accent 4"/>
+    <w:lsdException w:unhideWhenUsed="0" w:uiPriority="73" w:semiHidden="0" w:name="Colorful Grid Accent 4"/>
+    <w:lsdException w:unhideWhenUsed="0" w:uiPriority="60" w:semiHidden="0" w:name="Light Shading Accent 5"/>
+    <w:lsdException w:unhideWhenUsed="0" w:uiPriority="61" w:semiHidden="0" w:name="Light List Accent 5"/>
+    <w:lsdException w:unhideWhenUsed="0" w:uiPriority="62" w:semiHidden="0" w:name="Light Grid Accent 5"/>
+    <w:lsdException w:unhideWhenUsed="0" w:uiPriority="63" w:semiHidden="0" w:name="Medium Shading 1 Accent 5"/>
+    <w:lsdException w:unhideWhenUsed="0" w:uiPriority="64" w:semiHidden="0" w:name="Medium Shading 2 Accent 5"/>
+    <w:lsdException w:unhideWhenUsed="0" w:uiPriority="65" w:semiHidden="0" w:name="Medium List 1 Accent 5"/>
+    <w:lsdException w:unhideWhenUsed="0" w:uiPriority="66" w:semiHidden="0" w:name="Medium List 2 Accent 5"/>
+    <w:lsdException w:unhideWhenUsed="0" w:uiPriority="67" w:semiHidden="0" w:name="Medium Grid 1 Accent 5"/>
+    <w:lsdException w:unhideWhenUsed="0" w:uiPriority="68" w:semiHidden="0" w:name="Medium Grid 2 Accent 5"/>
+    <w:lsdException w:unhideWhenUsed="0" w:uiPriority="69" w:semiHidden="0" w:name="Medium Grid 3 Accent 5"/>
+    <w:lsdException w:unhideWhenUsed="0" w:uiPriority="70" w:semiHidden="0" w:name="Dark List Accent 5"/>
+    <w:lsdException w:unhideWhenUsed="0" w:uiPriority="71" w:semiHidden="0" w:name="Colorful Shading Accent 5"/>
+    <w:lsdException w:unhideWhenUsed="0" w:uiPriority="72" w:semiHidden="0" w:name="Colorful List Accent 5"/>
+    <w:lsdException w:unhideWhenUsed="0" w:uiPriority="73" w:semiHidden="0" w:name="Colorful Grid Accent 5"/>
+    <w:lsdException w:unhideWhenUsed="0" w:uiPriority="60" w:semiHidden="0" w:name="Light Shading Accent 6"/>
+    <w:lsdException w:unhideWhenUsed="0" w:uiPriority="61" w:semiHidden="0" w:name="Light List Accent 6"/>
+    <w:lsdException w:unhideWhenUsed="0" w:uiPriority="62" w:semiHidden="0" w:name="Light Grid Accent 6"/>
+    <w:lsdException w:unhideWhenUsed="0" w:uiPriority="63" w:semiHidden="0" w:name="Medium Shading 1 Accent 6"/>
+    <w:lsdException w:unhideWhenUsed="0" w:uiPriority="64" w:semiHidden="0" w:name="Medium Shading 2 Accent 6"/>
+    <w:lsdException w:unhideWhenUsed="0" w:uiPriority="65" w:semiHidden="0" w:name="Medium List 1 Accent 6"/>
+    <w:lsdException w:unhideWhenUsed="0" w:uiPriority="66" w:semiHidden="0" w:name="Medium List 2 Accent 6"/>
+    <w:lsdException w:unhideWhenUsed="0" w:uiPriority="67" w:semiHidden="0" w:name="Medium Grid 1 Accent 6"/>
+    <w:lsdException w:unhideWhenUsed="0" w:uiPriority="68" w:semiHidden="0" w:name="Medium Grid 2 Accent 6"/>
+    <w:lsdException w:unhideWhenUsed="0" w:uiPriority="69" w:semiHidden="0" w:name="Medium Grid 3 Accent 6"/>
+    <w:lsdException w:unhideWhenUsed="0" w:uiPriority="70" w:semiHidden="0" w:name="Dark List Accent 6"/>
+    <w:lsdException w:unhideWhenUsed="0" w:uiPriority="71" w:semiHidden="0" w:name="Colorful Shading Accent 6"/>
+    <w:lsdException w:unhideWhenUsed="0" w:uiPriority="72" w:semiHidden="0" w:name="Colorful List Accent 6"/>
+    <w:lsdException w:unhideWhenUsed="0" w:uiPriority="73" w:semiHidden="0" w:name="Colorful Grid Accent 6"/>
   </w:latentStyles>
-  <w:style w:type="paragraph" w:default="1" w:styleId="a">
+  <w:style w:type="paragraph" w:default="1" w:styleId="1">
     <w:name w:val="Normal"/>
     <w:qFormat/>
-    <w:rsid w:val="009E2C2E"/>
+    <w:uiPriority w:val="0"/>
+    <w:pPr>
+      <w:spacing w:after="200" w:line="276" w:lineRule="auto"/>
+    </w:pPr>
+    <w:rPr>
+      <w:rFonts w:asciiTheme="minorHAnsi" w:hAnsiTheme="minorHAnsi" w:eastAsiaTheme="minorEastAsia" w:cstheme="minorBidi"/>
+      <w:sz w:val="22"/>
+      <w:szCs w:val="22"/>
+      <w:lang w:val="ru-RU" w:eastAsia="ru-RU" w:bidi="ar-SA"/>
+    </w:rPr>
   </w:style>
-  <w:style w:type="character" w:default="1" w:styleId="a0">
+  <w:style w:type="character" w:default="1" w:styleId="2">
     <w:name w:val="Default Paragraph Font"/>
-    <w:uiPriority w:val="1"/>
-    <w:semiHidden/>
-    <w:unhideWhenUsed/>
-  </w:style>
-  <w:style w:type="table" w:default="1" w:styleId="a1">
-    <w:name w:val="Normal Table"/>
-    <w:uiPriority w:val="99"/>
     <w:semiHidden/>
     <w:unhideWhenUsed/>
     <w:qFormat/>
+    <w:uiPriority w:val="1"/>
+  </w:style>
+  <w:style w:type="table" w:default="1" w:styleId="3">
+    <w:name w:val="Normal Table"/>
+    <w:semiHidden/>
+    <w:unhideWhenUsed/>
+    <w:qFormat/>
+    <w:uiPriority w:val="99"/>
     <w:tblPr>
-      <w:tblInd w:w="0" w:type="dxa"/>
       <w:tblCellMar>
         <w:top w:w="0" w:type="dxa"/>
         <w:left w:w="108" w:type="dxa"/>
@@ -3443,29 +3649,14 @@
       </w:tblCellMar>
     </w:tblPr>
   </w:style>
-  <w:style w:type="numbering" w:default="1" w:styleId="a2">
-    <w:name w:val="No List"/>
-    <w:uiPriority w:val="99"/>
+  <w:style w:type="paragraph" w:styleId="4">
+    <w:name w:val="Balloon Text"/>
+    <w:basedOn w:val="1"/>
+    <w:link w:val="11"/>
     <w:semiHidden/>
     <w:unhideWhenUsed/>
-  </w:style>
-  <w:style w:type="paragraph" w:styleId="a3">
-    <w:name w:val="No Spacing"/>
-    <w:uiPriority w:val="1"/>
     <w:qFormat/>
-    <w:rsid w:val="005E3648"/>
-    <w:pPr>
-      <w:spacing w:after="0" w:line="240" w:lineRule="auto"/>
-    </w:pPr>
-  </w:style>
-  <w:style w:type="paragraph" w:styleId="a4">
-    <w:name w:val="Balloon Text"/>
-    <w:basedOn w:val="a"/>
-    <w:link w:val="a5"/>
     <w:uiPriority w:val="99"/>
-    <w:semiHidden/>
-    <w:unhideWhenUsed/>
-    <w:rsid w:val="006F1E7D"/>
     <w:pPr>
       <w:spacing w:after="0" w:line="240" w:lineRule="auto"/>
     </w:pPr>
@@ -3475,27 +3666,14 @@
       <w:szCs w:val="16"/>
     </w:rPr>
   </w:style>
-  <w:style w:type="character" w:customStyle="1" w:styleId="a5">
-    <w:name w:val="Текст выноски Знак"/>
-    <w:basedOn w:val="a0"/>
-    <w:link w:val="a4"/>
-    <w:uiPriority w:val="99"/>
-    <w:semiHidden/>
-    <w:rsid w:val="006F1E7D"/>
-    <w:rPr>
-      <w:rFonts w:ascii="Tahoma" w:hAnsi="Tahoma" w:cs="Tahoma"/>
-      <w:sz w:val="16"/>
-      <w:szCs w:val="16"/>
-    </w:rPr>
-  </w:style>
-  <w:style w:type="paragraph" w:styleId="a6">
+  <w:style w:type="paragraph" w:styleId="5">
     <w:name w:val="Document Map"/>
-    <w:basedOn w:val="a"/>
-    <w:link w:val="a7"/>
-    <w:uiPriority w:val="99"/>
+    <w:basedOn w:val="1"/>
+    <w:link w:val="12"/>
     <w:semiHidden/>
     <w:unhideWhenUsed/>
-    <w:rsid w:val="006C26DD"/>
+    <w:qFormat/>
+    <w:uiPriority w:val="99"/>
     <w:pPr>
       <w:spacing w:after="0" w:line="240" w:lineRule="auto"/>
     </w:pPr>
@@ -3505,27 +3683,14 @@
       <w:szCs w:val="16"/>
     </w:rPr>
   </w:style>
-  <w:style w:type="character" w:customStyle="1" w:styleId="a7">
-    <w:name w:val="Схема документа Знак"/>
-    <w:basedOn w:val="a0"/>
-    <w:link w:val="a6"/>
-    <w:uiPriority w:val="99"/>
-    <w:semiHidden/>
-    <w:rsid w:val="006C26DD"/>
-    <w:rPr>
-      <w:rFonts w:ascii="Tahoma" w:hAnsi="Tahoma" w:cs="Tahoma"/>
-      <w:sz w:val="16"/>
-      <w:szCs w:val="16"/>
-    </w:rPr>
-  </w:style>
-  <w:style w:type="paragraph" w:styleId="a8">
-    <w:name w:val="header"/>
-    <w:basedOn w:val="a"/>
-    <w:link w:val="a9"/>
-    <w:uiPriority w:val="99"/>
+  <w:style w:type="paragraph" w:styleId="6">
+    <w:name w:val="footer"/>
+    <w:basedOn w:val="1"/>
+    <w:link w:val="14"/>
     <w:semiHidden/>
     <w:unhideWhenUsed/>
-    <w:rsid w:val="00CB3A2E"/>
+    <w:qFormat/>
+    <w:uiPriority w:val="99"/>
     <w:pPr>
       <w:tabs>
         <w:tab w:val="center" w:pos="4677"/>
@@ -3534,22 +3699,14 @@
       <w:spacing w:after="0" w:line="240" w:lineRule="auto"/>
     </w:pPr>
   </w:style>
-  <w:style w:type="character" w:customStyle="1" w:styleId="a9">
-    <w:name w:val="Верхний колонтитул Знак"/>
-    <w:basedOn w:val="a0"/>
-    <w:link w:val="a8"/>
-    <w:uiPriority w:val="99"/>
-    <w:semiHidden/>
-    <w:rsid w:val="00CB3A2E"/>
-  </w:style>
-  <w:style w:type="paragraph" w:styleId="aa">
-    <w:name w:val="footer"/>
-    <w:basedOn w:val="a"/>
-    <w:link w:val="ab"/>
-    <w:uiPriority w:val="99"/>
+  <w:style w:type="paragraph" w:styleId="7">
+    <w:name w:val="header"/>
+    <w:basedOn w:val="1"/>
+    <w:link w:val="13"/>
     <w:semiHidden/>
     <w:unhideWhenUsed/>
-    <w:rsid w:val="00CB3A2E"/>
+    <w:qFormat/>
+    <w:uiPriority w:val="99"/>
     <w:pPr>
       <w:tabs>
         <w:tab w:val="center" w:pos="4677"/>
@@ -3558,24 +3715,92 @@
       <w:spacing w:after="0" w:line="240" w:lineRule="auto"/>
     </w:pPr>
   </w:style>
-  <w:style w:type="character" w:customStyle="1" w:styleId="ab">
-    <w:name w:val="Нижний колонтитул Знак"/>
-    <w:basedOn w:val="a0"/>
-    <w:link w:val="aa"/>
+  <w:style w:type="character" w:styleId="8">
+    <w:name w:val="Hyperlink"/>
+    <w:basedOn w:val="2"/>
+    <w:unhideWhenUsed/>
+    <w:qFormat/>
     <w:uiPriority w:val="99"/>
-    <w:semiHidden/>
-    <w:rsid w:val="00CB3A2E"/>
-  </w:style>
-  <w:style w:type="character" w:styleId="ac">
-    <w:name w:val="Hyperlink"/>
-    <w:basedOn w:val="a0"/>
-    <w:uiPriority w:val="99"/>
-    <w:unhideWhenUsed/>
-    <w:rsid w:val="00631D4C"/>
     <w:rPr>
       <w:color w:val="0000FF" w:themeColor="hyperlink"/>
       <w:u w:val="single"/>
     </w:rPr>
+  </w:style>
+  <w:style w:type="table" w:styleId="9">
+    <w:name w:val="Table Grid"/>
+    <w:basedOn w:val="3"/>
+    <w:qFormat/>
+    <w:uiPriority w:val="59"/>
+    <w:pPr>
+      <w:widowControl w:val="0"/>
+      <w:jc w:val="both"/>
+    </w:pPr>
+    <w:tblPr>
+      <w:tblBorders>
+        <w:top w:val="single" w:color="auto" w:sz="4" w:space="0"/>
+        <w:left w:val="single" w:color="auto" w:sz="4" w:space="0"/>
+        <w:bottom w:val="single" w:color="auto" w:sz="4" w:space="0"/>
+        <w:right w:val="single" w:color="auto" w:sz="4" w:space="0"/>
+        <w:insideH w:val="single" w:color="auto" w:sz="4" w:space="0"/>
+        <w:insideV w:val="single" w:color="auto" w:sz="4" w:space="0"/>
+      </w:tblBorders>
+    </w:tblPr>
+  </w:style>
+  <w:style w:type="paragraph" w:styleId="10">
+    <w:name w:val="No Spacing"/>
+    <w:qFormat/>
+    <w:uiPriority w:val="1"/>
+    <w:pPr>
+      <w:spacing w:after="0" w:line="240" w:lineRule="auto"/>
+    </w:pPr>
+    <w:rPr>
+      <w:rFonts w:asciiTheme="minorHAnsi" w:hAnsiTheme="minorHAnsi" w:eastAsiaTheme="minorEastAsia" w:cstheme="minorBidi"/>
+      <w:sz w:val="22"/>
+      <w:szCs w:val="22"/>
+      <w:lang w:val="ru-RU" w:eastAsia="ru-RU" w:bidi="ar-SA"/>
+    </w:rPr>
+  </w:style>
+  <w:style w:type="character" w:customStyle="1" w:styleId="11">
+    <w:name w:val="Текст выноски Знак"/>
+    <w:basedOn w:val="2"/>
+    <w:link w:val="4"/>
+    <w:semiHidden/>
+    <w:qFormat/>
+    <w:uiPriority w:val="99"/>
+    <w:rPr>
+      <w:rFonts w:ascii="Tahoma" w:hAnsi="Tahoma" w:cs="Tahoma"/>
+      <w:sz w:val="16"/>
+      <w:szCs w:val="16"/>
+    </w:rPr>
+  </w:style>
+  <w:style w:type="character" w:customStyle="1" w:styleId="12">
+    <w:name w:val="Схема документа Знак"/>
+    <w:basedOn w:val="2"/>
+    <w:link w:val="5"/>
+    <w:semiHidden/>
+    <w:qFormat/>
+    <w:uiPriority w:val="99"/>
+    <w:rPr>
+      <w:rFonts w:ascii="Tahoma" w:hAnsi="Tahoma" w:cs="Tahoma"/>
+      <w:sz w:val="16"/>
+      <w:szCs w:val="16"/>
+    </w:rPr>
+  </w:style>
+  <w:style w:type="character" w:customStyle="1" w:styleId="13">
+    <w:name w:val="Верхний колонтитул Знак"/>
+    <w:basedOn w:val="2"/>
+    <w:link w:val="7"/>
+    <w:semiHidden/>
+    <w:qFormat/>
+    <w:uiPriority w:val="99"/>
+  </w:style>
+  <w:style w:type="character" w:customStyle="1" w:styleId="14">
+    <w:name w:val="Нижний колонтитул Знак"/>
+    <w:basedOn w:val="2"/>
+    <w:link w:val="6"/>
+    <w:semiHidden/>
+    <w:qFormat/>
+    <w:uiPriority w:val="99"/>
   </w:style>
 </w:styles>
 </file>
@@ -3859,6 +4084,22 @@
     </a:fmtScheme>
   </a:themeElements>
   <a:objectDefaults/>
-  <a:extraClrSchemeLst/>
 </a:theme>
+</file>
+
+<file path=customXml/item1.xml><?xml version="1.0" encoding="utf-8"?>
+<s:customData xmlns="http://www.wps.cn/officeDocument/2013/wpsCustomData" xmlns:s="http://www.wps.cn/officeDocument/2013/wpsCustomData">
+  <customSectProps/>
+  <customShpExts>
+    <customShpInfo spid="_x0000_s1026"/>
+  </customShpExts>
+</s:customData>
+</file>
+
+<file path=customXml/itemProps1.xml><?xml version="1.0" encoding="utf-8"?>
+<ds:datastoreItem xmlns:ds="http://schemas.openxmlformats.org/officeDocument/2006/customXml" ds:itemID="{B1977F7D-205B-4081-913C-38D41E755F92}">
+  <ds:schemaRefs>
+    <ds:schemaRef ds:uri="http://www.wps.cn/officeDocument/2013/wpsCustomData"/>
+  </ds:schemaRefs>
+</ds:datastoreItem>
 </file>